--- a/JSP Website 13 Sep 2025/7. Contact us/7. Contact v3.docx
+++ b/JSP Website 13 Sep 2025/7. Contact us/7. Contact v3.docx
@@ -1,114 +1,75 @@
 
 <file path=word/document.xml><?xml version="1.0" encoding="utf-8"?>
-<w:document xmlns:mc="http://schemas.openxmlformats.org/markup-compatibility/2006" xmlns:o="urn:schemas-microsoft-com:office:office" xmlns:r="http://schemas.openxmlformats.org/officeDocument/2006/relationships" xmlns:m="http://schemas.openxmlformats.org/officeDocument/2006/math" xmlns:v="urn:schemas-microsoft-com:vml" xmlns:wp="http://schemas.openxmlformats.org/drawingml/2006/wordprocessingDrawing" xmlns:w10="urn:schemas-microsoft-com:office:word" xmlns:w="http://schemas.openxmlformats.org/wordprocessingml/2006/main" xmlns:wne="http://schemas.microsoft.com/office/word/2006/wordml" xmlns:sl="http://schemas.openxmlformats.org/schemaLibrary/2006/main" xmlns:a="http://schemas.openxmlformats.org/drawingml/2006/main" xmlns:pic="http://schemas.openxmlformats.org/drawingml/2006/picture" xmlns:c="http://schemas.openxmlformats.org/drawingml/2006/chart" xmlns:lc="http://schemas.openxmlformats.org/drawingml/2006/lockedCanvas" xmlns:dgm="http://schemas.openxmlformats.org/drawingml/2006/diagram" xmlns:wps="http://schemas.microsoft.com/office/word/2010/wordprocessingShape" xmlns:wpg="http://schemas.microsoft.com/office/word/2010/wordprocessingGroup" xmlns:w14="http://schemas.microsoft.com/office/word/2010/wordml" xmlns:w15="http://schemas.microsoft.com/office/word/2012/wordml" xmlns:w16="http://schemas.microsoft.com/office/word/2018/wordml" xmlns:w16cex="http://schemas.microsoft.com/office/word/2018/wordml/cex" xmlns:w16cid="http://schemas.microsoft.com/office/word/2016/wordml/cid" xmlns="http://schemas.microsoft.com/office/tasks/2019/documenttasks" xmlns:cr="http://schemas.microsoft.com/office/comments/2020/reactions">
+<w:document xmlns:wpc="http://schemas.microsoft.com/office/word/2010/wordprocessingCanvas" xmlns:cx="http://schemas.microsoft.com/office/drawing/2014/chartex" xmlns:cx1="http://schemas.microsoft.com/office/drawing/2015/9/8/chartex" xmlns:cx2="http://schemas.microsoft.com/office/drawing/2015/10/21/chartex" xmlns:cx3="http://schemas.microsoft.com/office/drawing/2016/5/9/chartex" xmlns:cx4="http://schemas.microsoft.com/office/drawing/2016/5/10/chartex" xmlns:cx5="http://schemas.microsoft.com/office/drawing/2016/5/11/chartex" xmlns:cx6="http://schemas.microsoft.com/office/drawing/2016/5/12/chartex" xmlns:cx7="http://schemas.microsoft.com/office/drawing/2016/5/13/chartex" xmlns:cx8="http://schemas.microsoft.com/office/drawing/2016/5/14/chartex" xmlns:mc="http://schemas.openxmlformats.org/markup-compatibility/2006" xmlns:aink="http://schemas.microsoft.com/office/drawing/2016/ink" xmlns:am3d="http://schemas.microsoft.com/office/drawing/2017/model3d" xmlns:o="urn:schemas-microsoft-com:office:office" xmlns:oel="http://schemas.microsoft.com/office/2019/extlst" xmlns:r="http://schemas.openxmlformats.org/officeDocument/2006/relationships" xmlns:m="http://schemas.openxmlformats.org/officeDocument/2006/math" xmlns:v="urn:schemas-microsoft-com:vml" xmlns:wp14="http://schemas.microsoft.com/office/word/2010/wordprocessingDrawing" xmlns:wp="http://schemas.openxmlformats.org/drawingml/2006/wordprocessingDrawing" xmlns:w10="urn:schemas-microsoft-com:office:word" xmlns:w="http://schemas.openxmlformats.org/wordprocessingml/2006/main" xmlns:w14="http://schemas.microsoft.com/office/word/2010/wordml" xmlns:w15="http://schemas.microsoft.com/office/word/2012/wordml" xmlns:w16cex="http://schemas.microsoft.com/office/word/2018/wordml/cex" xmlns:w16cid="http://schemas.microsoft.com/office/word/2016/wordml/cid" xmlns:w16="http://schemas.microsoft.com/office/word/2018/wordml" xmlns:w16du="http://schemas.microsoft.com/office/word/2023/wordml/word16du" xmlns:w16sdtdh="http://schemas.microsoft.com/office/word/2020/wordml/sdtdatahash" xmlns:w16sdtfl="http://schemas.microsoft.com/office/word/2024/wordml/sdtformatlock" xmlns:w16se="http://schemas.microsoft.com/office/word/2015/wordml/symex" xmlns:wpg="http://schemas.microsoft.com/office/word/2010/wordprocessingGroup" xmlns:wpi="http://schemas.microsoft.com/office/word/2010/wordprocessingInk" xmlns:wne="http://schemas.microsoft.com/office/word/2006/wordml" xmlns:wps="http://schemas.microsoft.com/office/word/2010/wordprocessingShape" mc:Ignorable="w14 w15 w16se w16cid w16 w16cex w16sdtdh w16sdtfl w16du wp14">
   <w:body>
     <w:p>
       <w:pPr>
-        <w:keepNext w:val="0"/>
-        <w:keepLines w:val="0"/>
-        <w:pageBreakBefore w:val="0"/>
         <w:widowControl w:val="0"/>
         <w:pBdr>
-          <w:top w:space="0" w:sz="0" w:val="nil"/>
-          <w:left w:space="0" w:sz="0" w:val="nil"/>
-          <w:bottom w:space="0" w:sz="0" w:val="nil"/>
-          <w:right w:space="0" w:sz="0" w:val="nil"/>
-          <w:between w:space="0" w:sz="0" w:val="nil"/>
+          <w:top w:val="nil"/>
+          <w:left w:val="nil"/>
+          <w:bottom w:val="nil"/>
+          <w:right w:val="nil"/>
+          <w:between w:val="nil"/>
         </w:pBdr>
-        <w:shd w:fill="auto" w:val="clear"/>
-        <w:spacing w:after="0" w:before="0" w:line="276" w:lineRule="auto"/>
-        <w:ind w:left="0" w:right="0" w:firstLine="0"/>
-        <w:jc w:val="left"/>
+        <w:spacing w:line="276" w:lineRule="auto"/>
         <w:rPr>
-          <w:rFonts w:ascii="Arial" w:cs="Arial" w:eastAsia="Arial" w:hAnsi="Arial"/>
-          <w:b w:val="0"/>
-          <w:i w:val="0"/>
-          <w:smallCaps w:val="0"/>
-          <w:strike w:val="0"/>
+          <w:rFonts w:ascii="Arial" w:eastAsia="Arial" w:hAnsi="Arial" w:cs="Arial"/>
           <w:color w:val="000000"/>
-          <w:sz w:val="22"/>
-          <w:szCs w:val="22"/>
-          <w:u w:val="none"/>
-          <w:shd w:fill="auto" w:val="clear"/>
-          <w:vertAlign w:val="baseline"/>
         </w:rPr>
       </w:pPr>
-      <w:r>
-        <w:rPr>
-          <w:rtl w:val="0"/>
-        </w:rPr>
-      </w:r>
     </w:p>
     <w:tbl>
       <w:tblPr>
-        <w:tblStyle w:val="Table1"/>
-        <w:tblW w:w="9350.0" w:type="dxa"/>
-        <w:jc w:val="left"/>
+        <w:tblStyle w:val="a"/>
+        <w:tblW w:w="9350" w:type="dxa"/>
         <w:tblBorders>
-          <w:top w:color="000000" w:space="0" w:sz="4" w:val="single"/>
-          <w:left w:color="000000" w:space="0" w:sz="4" w:val="single"/>
-          <w:bottom w:color="000000" w:space="0" w:sz="4" w:val="single"/>
-          <w:right w:color="000000" w:space="0" w:sz="4" w:val="single"/>
-          <w:insideH w:color="000000" w:space="0" w:sz="4" w:val="single"/>
-          <w:insideV w:color="000000" w:space="0" w:sz="4" w:val="single"/>
+          <w:top w:val="single" w:sz="4" w:space="0" w:color="000000"/>
+          <w:left w:val="single" w:sz="4" w:space="0" w:color="000000"/>
+          <w:bottom w:val="single" w:sz="4" w:space="0" w:color="000000"/>
+          <w:right w:val="single" w:sz="4" w:space="0" w:color="000000"/>
+          <w:insideH w:val="single" w:sz="4" w:space="0" w:color="000000"/>
+          <w:insideV w:val="single" w:sz="4" w:space="0" w:color="000000"/>
         </w:tblBorders>
         <w:tblLayout w:type="fixed"/>
-        <w:tblLook w:val="0400"/>
+        <w:tblLook w:val="0400" w:firstRow="0" w:lastRow="0" w:firstColumn="0" w:lastColumn="0" w:noHBand="0" w:noVBand="1"/>
       </w:tblPr>
       <w:tblGrid>
         <w:gridCol w:w="9350"/>
-        <w:tblGridChange w:id="0">
-          <w:tblGrid>
-            <w:gridCol w:w="9350"/>
-          </w:tblGrid>
-        </w:tblGridChange>
       </w:tblGrid>
       <w:tr>
-        <w:trPr>
-          <w:cantSplit w:val="0"/>
-          <w:tblHeader w:val="0"/>
-        </w:trPr>
         <w:tc>
-          <w:tcPr/>
+          <w:tcPr>
+            <w:tcW w:w="9350" w:type="dxa"/>
+          </w:tcPr>
           <w:p>
             <w:pPr>
               <w:jc w:val="center"/>
               <w:rPr>
-                <w:b w:val="1"/>
+                <w:b/>
               </w:rPr>
             </w:pPr>
-            <w:r>
-              <w:rPr>
-                <w:rtl w:val="0"/>
-              </w:rPr>
-            </w:r>
           </w:p>
           <w:p>
             <w:pPr>
               <w:jc w:val="center"/>
               <w:rPr>
-                <w:b w:val="1"/>
+                <w:b/>
               </w:rPr>
             </w:pPr>
             <w:r>
               <w:rPr>
-                <w:b w:val="1"/>
-                <w:rtl w:val="0"/>
+                <w:b/>
               </w:rPr>
-              <w:t xml:space="preserve">Banner image</w:t>
+              <w:t>Banner image</w:t>
             </w:r>
           </w:p>
           <w:p>
             <w:pPr>
               <w:rPr>
-                <w:b w:val="1"/>
+                <w:b/>
               </w:rPr>
             </w:pPr>
-            <w:r>
-              <w:rPr>
-                <w:rtl w:val="0"/>
-              </w:rPr>
-            </w:r>
           </w:p>
         </w:tc>
       </w:tr>
@@ -116,673 +77,930 @@
     <w:p>
       <w:pPr>
         <w:rPr>
-          <w:b w:val="1"/>
+          <w:b/>
+        </w:rPr>
+      </w:pPr>
+    </w:p>
+    <w:p>
+      <w:pPr>
+        <w:rPr>
+          <w:b/>
+        </w:rPr>
+      </w:pPr>
+    </w:p>
+    <w:p>
+      <w:pPr>
+        <w:rPr>
+          <w:b/>
         </w:rPr>
       </w:pPr>
       <w:r>
         <w:rPr>
-          <w:rtl w:val="0"/>
+          <w:b/>
         </w:rPr>
+        <w:t>Contact Us</w:t>
       </w:r>
     </w:p>
     <w:p>
       <w:pPr>
         <w:rPr>
-          <w:b w:val="1"/>
+          <w:b/>
         </w:rPr>
       </w:pPr>
       <w:r>
         <w:rPr>
-          <w:rtl w:val="0"/>
+          <w:b/>
         </w:rPr>
+        <w:t>The Friends of Jacob Smith Park</w:t>
       </w:r>
     </w:p>
     <w:p>
+      <w:r>
+        <w:t xml:space="preserve">To make suggestions about enhancing the park, enquiring about volunteering or joining the committee please contact </w:t>
+      </w:r>
+      <w:proofErr w:type="spellStart"/>
+      <w:r>
+        <w:t>FoJSP</w:t>
+      </w:r>
+      <w:proofErr w:type="spellEnd"/>
+      <w:r>
+        <w:t xml:space="preserve"> on the form below. We look forward to hearing from you.</w:t>
+      </w:r>
+    </w:p>
+    <w:p/>
+    <w:p>
+      <w:r>
+        <w:rPr>
+          <w:highlight w:val="yellow"/>
+        </w:rPr>
+        <w:t>EMAIL OR CONTACT FORM - TOM – what is better?</w:t>
+      </w:r>
+      <w:r>
+        <w:t xml:space="preserve"> </w:t>
+      </w:r>
+    </w:p>
+    <w:p>
+      <w:r>
+        <w:t>Name *</w:t>
+      </w:r>
+    </w:p>
+    <w:p>
+      <w:r>
+        <w:t>Message *</w:t>
+      </w:r>
+    </w:p>
+    <w:p>
+      <w:r>
+        <w:t>Send Message</w:t>
+      </w:r>
+    </w:p>
+    <w:p/>
+    <w:p/>
+    <w:p>
       <w:pPr>
         <w:rPr>
-          <w:b w:val="1"/>
+          <w:b/>
         </w:rPr>
       </w:pPr>
       <w:r>
         <w:rPr>
-          <w:b w:val="1"/>
-          <w:rtl w:val="0"/>
+          <w:b/>
         </w:rPr>
-        <w:t xml:space="preserve">Contact Us</w:t>
+        <w:t>North Yorkshire Council</w:t>
       </w:r>
     </w:p>
     <w:p>
+      <w:r>
+        <w:t xml:space="preserve">To raise concerns about trees, bin emptying and other maintenance queries please contact North Yorkshire Council (NYC) who own and manage the park. Please click the link below to send a message. </w:t>
+      </w:r>
+    </w:p>
+    <w:p/>
+    <w:p>
+      <w:hyperlink r:id="rId5">
+        <w:r>
+          <w:rPr>
+            <w:color w:val="1F4E79"/>
+            <w:u w:val="single"/>
+          </w:rPr>
+          <w:t>Contact us | North Yorkshire Council</w:t>
+        </w:r>
+      </w:hyperlink>
+    </w:p>
+    <w:p/>
+    <w:p>
+      <w:r>
+        <w:t xml:space="preserve">For emergencies, please call </w:t>
+      </w:r>
+      <w:hyperlink r:id="rId6">
+        <w:r>
+          <w:rPr>
+            <w:color w:val="1F4E79"/>
+            <w:u w:val="single"/>
+          </w:rPr>
+          <w:t>0300 131 2 131</w:t>
+        </w:r>
+      </w:hyperlink>
+      <w:r>
+        <w:t xml:space="preserve"> </w:t>
+      </w:r>
+    </w:p>
+    <w:p/>
+    <w:p>
+      <w:r>
+        <w:t>Lines are open Monday and Tuesday 9am to 5pm; Wednesday 9.30am to 5pm; Thursday 9am to 5pm and Friday 9am to 4.30pm.</w:t>
+      </w:r>
+    </w:p>
+    <w:p/>
+    <w:p>
       <w:pPr>
         <w:rPr>
-          <w:b w:val="1"/>
+          <w:b/>
         </w:rPr>
       </w:pPr>
       <w:r>
         <w:rPr>
-          <w:b w:val="1"/>
-          <w:rtl w:val="0"/>
+          <w:b/>
         </w:rPr>
-        <w:t xml:space="preserve">The Friends of Jacob Smith Park</w:t>
+        <w:t>Report antisocial behaviour</w:t>
       </w:r>
     </w:p>
     <w:p>
-      <w:pPr>
-        <w:rPr/>
-      </w:pPr>
       <w:r>
-        <w:rPr>
-          <w:rtl w:val="0"/>
-        </w:rPr>
-        <w:t xml:space="preserve">To make suggestions about enhancing the park, enquiring about volunteering or joining the committee please contact FoJSP on the form below. We look forward to hearing from you.</w:t>
+        <w:t>We would appreciate you reporting any antisocial behaviour in the park to the police on 101 or in an emergency 999.</w:t>
       </w:r>
     </w:p>
-    <w:p>
-      <w:pPr>
-        <w:rPr/>
-      </w:pPr>
-      <w:r>
-        <w:rPr>
-          <w:rtl w:val="0"/>
-        </w:rPr>
-      </w:r>
-    </w:p>
-    <w:p>
-      <w:pPr>
-        <w:rPr/>
-      </w:pPr>
-      <w:r>
-        <w:rPr>
-          <w:highlight w:val="yellow"/>
-          <w:rtl w:val="0"/>
-        </w:rPr>
-        <w:t xml:space="preserve">EMAIL OR CONTACT FORM - TOM – what is better?</w:t>
-      </w:r>
-      <w:r>
-        <w:rPr>
-          <w:rtl w:val="0"/>
-        </w:rPr>
-        <w:t xml:space="preserve"> </w:t>
-      </w:r>
-    </w:p>
-    <w:p>
-      <w:pPr>
-        <w:rPr/>
-      </w:pPr>
-      <w:r>
-        <w:rPr>
-          <w:rtl w:val="0"/>
-        </w:rPr>
-        <w:t xml:space="preserve">Name *</w:t>
-      </w:r>
-    </w:p>
-    <w:p>
-      <w:pPr>
-        <w:rPr/>
-      </w:pPr>
-      <w:r>
-        <w:rPr>
-          <w:rtl w:val="0"/>
-        </w:rPr>
-        <w:t xml:space="preserve">Message *</w:t>
-      </w:r>
-    </w:p>
-    <w:p>
-      <w:pPr>
-        <w:rPr/>
-      </w:pPr>
-      <w:r>
-        <w:rPr>
-          <w:rtl w:val="0"/>
-        </w:rPr>
-        <w:t xml:space="preserve">Send Message</w:t>
-      </w:r>
-    </w:p>
-    <w:p>
-      <w:pPr>
-        <w:rPr/>
-      </w:pPr>
-      <w:r>
-        <w:rPr>
-          <w:rtl w:val="0"/>
-        </w:rPr>
-      </w:r>
-    </w:p>
-    <w:p>
-      <w:pPr>
-        <w:rPr/>
-      </w:pPr>
-      <w:r>
-        <w:rPr>
-          <w:rtl w:val="0"/>
-        </w:rPr>
-      </w:r>
-    </w:p>
-    <w:p>
-      <w:pPr>
-        <w:rPr>
-          <w:b w:val="1"/>
-        </w:rPr>
-      </w:pPr>
-      <w:r>
-        <w:rPr>
-          <w:b w:val="1"/>
-          <w:rtl w:val="0"/>
-        </w:rPr>
-        <w:t xml:space="preserve">North Yorkshire Council</w:t>
-      </w:r>
-    </w:p>
-    <w:p>
-      <w:pPr>
-        <w:rPr/>
-      </w:pPr>
-      <w:r>
-        <w:rPr>
-          <w:rtl w:val="0"/>
-        </w:rPr>
-        <w:t xml:space="preserve">To raise concerns about trees, bin emptying and other maintenance queries please contact North Yorkshire Council (NYC) who own and manage the park. Please click the link below to send a message. </w:t>
-      </w:r>
-    </w:p>
-    <w:p>
-      <w:pPr>
-        <w:rPr/>
-      </w:pPr>
-      <w:r>
-        <w:rPr>
-          <w:rtl w:val="0"/>
-        </w:rPr>
-      </w:r>
-    </w:p>
-    <w:p>
-      <w:pPr>
-        <w:rPr/>
-      </w:pPr>
-      <w:hyperlink r:id="rId7">
-        <w:r>
-          <w:rPr>
-            <w:color w:val="1f4e79"/>
-            <w:u w:val="single"/>
-            <w:rtl w:val="0"/>
-          </w:rPr>
-          <w:t xml:space="preserve">Contact us | North Yorkshire Council</w:t>
-        </w:r>
-      </w:hyperlink>
-      <w:r>
-        <w:rPr>
-          <w:rtl w:val="0"/>
-        </w:rPr>
-      </w:r>
-    </w:p>
-    <w:p>
-      <w:pPr>
-        <w:rPr/>
-      </w:pPr>
-      <w:r>
-        <w:rPr>
-          <w:rtl w:val="0"/>
-        </w:rPr>
-      </w:r>
-    </w:p>
-    <w:p>
-      <w:pPr>
-        <w:rPr/>
-      </w:pPr>
-      <w:r>
-        <w:rPr>
-          <w:rtl w:val="0"/>
-        </w:rPr>
-        <w:t xml:space="preserve">For emergencies, please call </w:t>
-      </w:r>
-      <w:hyperlink r:id="rId8">
-        <w:r>
-          <w:rPr>
-            <w:color w:val="1f4e79"/>
-            <w:u w:val="single"/>
-            <w:rtl w:val="0"/>
-          </w:rPr>
-          <w:t xml:space="preserve">0300 131 2 131</w:t>
-        </w:r>
-      </w:hyperlink>
-      <w:r>
-        <w:rPr>
-          <w:rtl w:val="0"/>
-        </w:rPr>
-        <w:t xml:space="preserve"> </w:t>
-      </w:r>
-    </w:p>
-    <w:p>
-      <w:pPr>
-        <w:rPr/>
-      </w:pPr>
-      <w:r>
-        <w:rPr>
-          <w:rtl w:val="0"/>
-        </w:rPr>
-      </w:r>
-    </w:p>
-    <w:p>
-      <w:pPr>
-        <w:rPr/>
-      </w:pPr>
-      <w:r>
-        <w:rPr>
-          <w:rtl w:val="0"/>
-        </w:rPr>
-        <w:t xml:space="preserve">Lines are open Monday and Tuesday 9am to 5pm; Wednesday 9.30am to 5pm; Thursday 9am to 5pm and Friday 9am to 4.30pm.</w:t>
-      </w:r>
-    </w:p>
-    <w:p>
-      <w:pPr>
-        <w:rPr/>
-      </w:pPr>
-      <w:r>
-        <w:rPr>
-          <w:rtl w:val="0"/>
-        </w:rPr>
-      </w:r>
-    </w:p>
-    <w:p>
-      <w:pPr>
-        <w:rPr>
-          <w:b w:val="1"/>
-        </w:rPr>
-      </w:pPr>
-      <w:r>
-        <w:rPr>
-          <w:b w:val="1"/>
-          <w:rtl w:val="0"/>
-        </w:rPr>
-        <w:t xml:space="preserve">Report antisocial behaviour</w:t>
-      </w:r>
-    </w:p>
-    <w:p>
-      <w:pPr>
-        <w:rPr/>
-      </w:pPr>
-      <w:r>
-        <w:rPr>
-          <w:rtl w:val="0"/>
-        </w:rPr>
-        <w:t xml:space="preserve">We would appreciate you reporting any antisocial behaviour in the park to the police on 101 or in an emergency 999.</w:t>
-      </w:r>
-    </w:p>
-    <w:p>
-      <w:pPr>
-        <w:rPr/>
-      </w:pPr>
-      <w:r>
-        <w:rPr>
-          <w:rtl w:val="0"/>
-        </w:rPr>
-      </w:r>
-    </w:p>
+    <w:p/>
     <w:sectPr>
-      <w:pgSz w:h="15840" w:w="12240" w:orient="portrait"/>
-      <w:pgMar w:bottom="1440" w:top="1440" w:left="1440" w:right="1440" w:header="720" w:footer="720"/>
+      <w:pgSz w:w="12240" w:h="15840"/>
+      <w:pgMar w:top="1440" w:right="1440" w:bottom="1440" w:left="1440" w:header="720" w:footer="720" w:gutter="0"/>
       <w:pgNumType w:start="1"/>
+      <w:cols w:space="720"/>
     </w:sectPr>
   </w:body>
 </w:document>
 </file>
 
-<file path=word/numbering.xml><?xml version="1.0" encoding="utf-8"?>
-<w:numbering xmlns:mc="http://schemas.openxmlformats.org/markup-compatibility/2006" xmlns:o="urn:schemas-microsoft-com:office:office" xmlns:r="http://schemas.openxmlformats.org/officeDocument/2006/relationships" xmlns:m="http://schemas.openxmlformats.org/officeDocument/2006/math" xmlns:v="urn:schemas-microsoft-com:vml" xmlns:wp="http://schemas.openxmlformats.org/drawingml/2006/wordprocessingDrawing" xmlns:w10="urn:schemas-microsoft-com:office:word" xmlns:w="http://schemas.openxmlformats.org/wordprocessingml/2006/main" xmlns:wne="http://schemas.microsoft.com/office/word/2006/wordml" xmlns:sl="http://schemas.openxmlformats.org/schemaLibrary/2006/main" xmlns:a="http://schemas.openxmlformats.org/drawingml/2006/main" xmlns:pic="http://schemas.openxmlformats.org/drawingml/2006/picture" xmlns:c="http://schemas.openxmlformats.org/drawingml/2006/chart" xmlns:lc="http://schemas.openxmlformats.org/drawingml/2006/lockedCanvas" xmlns:dgm="http://schemas.openxmlformats.org/drawingml/2006/diagram" xmlns:wps="http://schemas.microsoft.com/office/word/2010/wordprocessingShape" xmlns:wpg="http://schemas.microsoft.com/office/word/2010/wordprocessingGroup" xmlns:w14="http://schemas.microsoft.com/office/word/2010/wordml" xmlns:w15="http://schemas.microsoft.com/office/word/2012/wordml" xmlns:w16="http://schemas.microsoft.com/office/word/2018/wordml" xmlns:w16cex="http://schemas.microsoft.com/office/word/2018/wordml/cex" xmlns:w16cid="http://schemas.microsoft.com/office/word/2016/wordml/cid" xmlns="http://schemas.microsoft.com/office/tasks/2019/documenttasks" xmlns:cr="http://schemas.microsoft.com/office/comments/2020/reactions"/>
-</file>
-
 <file path=word/styles.xml><?xml version="1.0" encoding="utf-8"?>
-<w:styles xmlns:mc="http://schemas.openxmlformats.org/markup-compatibility/2006" xmlns:o="urn:schemas-microsoft-com:office:office" xmlns:r="http://schemas.openxmlformats.org/officeDocument/2006/relationships" xmlns:m="http://schemas.openxmlformats.org/officeDocument/2006/math" xmlns:v="urn:schemas-microsoft-com:vml" xmlns:wp="http://schemas.openxmlformats.org/drawingml/2006/wordprocessingDrawing" xmlns:w10="urn:schemas-microsoft-com:office:word" xmlns:w="http://schemas.openxmlformats.org/wordprocessingml/2006/main" xmlns:wne="http://schemas.microsoft.com/office/word/2006/wordml" xmlns:sl="http://schemas.openxmlformats.org/schemaLibrary/2006/main" xmlns:a="http://schemas.openxmlformats.org/drawingml/2006/main" xmlns:pic="http://schemas.openxmlformats.org/drawingml/2006/picture" xmlns:c="http://schemas.openxmlformats.org/drawingml/2006/chart" xmlns:lc="http://schemas.openxmlformats.org/drawingml/2006/lockedCanvas" xmlns:dgm="http://schemas.openxmlformats.org/drawingml/2006/diagram" xmlns:wps="http://schemas.microsoft.com/office/word/2010/wordprocessingShape" xmlns:wpg="http://schemas.microsoft.com/office/word/2010/wordprocessingGroup" xmlns:w14="http://schemas.microsoft.com/office/word/2010/wordml" xmlns:w15="http://schemas.microsoft.com/office/word/2012/wordml" xmlns:w16="http://schemas.microsoft.com/office/word/2018/wordml" xmlns:w16cex="http://schemas.microsoft.com/office/word/2018/wordml/cex" xmlns:w16cid="http://schemas.microsoft.com/office/word/2016/wordml/cid" xmlns="http://schemas.microsoft.com/office/tasks/2019/documenttasks" xmlns:cr="http://schemas.microsoft.com/office/comments/2020/reactions">
+<w:styles xmlns:mc="http://schemas.openxmlformats.org/markup-compatibility/2006" xmlns:r="http://schemas.openxmlformats.org/officeDocument/2006/relationships" xmlns:w="http://schemas.openxmlformats.org/wordprocessingml/2006/main" xmlns:w14="http://schemas.microsoft.com/office/word/2010/wordml" xmlns:w15="http://schemas.microsoft.com/office/word/2012/wordml" xmlns:w16cex="http://schemas.microsoft.com/office/word/2018/wordml/cex" xmlns:w16cid="http://schemas.microsoft.com/office/word/2016/wordml/cid" xmlns:w16="http://schemas.microsoft.com/office/word/2018/wordml" xmlns:w16du="http://schemas.microsoft.com/office/word/2023/wordml/word16du" xmlns:w16sdtdh="http://schemas.microsoft.com/office/word/2020/wordml/sdtdatahash" xmlns:w16sdtfl="http://schemas.microsoft.com/office/word/2024/wordml/sdtformatlock" xmlns:w16se="http://schemas.microsoft.com/office/word/2015/wordml/symex" mc:Ignorable="w14 w15 w16se w16cid w16 w16cex w16sdtdh w16sdtfl w16du">
   <w:docDefaults>
     <w:rPrDefault>
       <w:rPr>
-        <w:rFonts w:ascii="Calibri" w:cs="Calibri" w:eastAsia="Calibri" w:hAnsi="Calibri"/>
+        <w:rFonts w:ascii="Calibri" w:eastAsia="Calibri" w:hAnsi="Calibri" w:cs="Calibri"/>
         <w:sz w:val="22"/>
         <w:szCs w:val="22"/>
-        <w:lang w:val="en_GB"/>
+        <w:lang w:val="en-GB" w:eastAsia="en-GB" w:bidi="ar-SA"/>
       </w:rPr>
     </w:rPrDefault>
-    <w:pPrDefault>
-      <w:pPr/>
-    </w:pPrDefault>
+    <w:pPrDefault/>
   </w:docDefaults>
-  <w:style w:type="table" w:styleId="TableNormal" w:default="1">
+  <w:latentStyles w:defLockedState="0" w:defUIPriority="99" w:defSemiHidden="0" w:defUnhideWhenUsed="0" w:defQFormat="0" w:count="376">
+    <w:lsdException w:name="Normal" w:uiPriority="0" w:qFormat="1"/>
+    <w:lsdException w:name="heading 1" w:uiPriority="9" w:qFormat="1"/>
+    <w:lsdException w:name="heading 2" w:semiHidden="1" w:uiPriority="9" w:unhideWhenUsed="1" w:qFormat="1"/>
+    <w:lsdException w:name="heading 3" w:semiHidden="1" w:uiPriority="9" w:unhideWhenUsed="1" w:qFormat="1"/>
+    <w:lsdException w:name="heading 4" w:semiHidden="1" w:uiPriority="9" w:unhideWhenUsed="1" w:qFormat="1"/>
+    <w:lsdException w:name="heading 5" w:semiHidden="1" w:uiPriority="9" w:unhideWhenUsed="1" w:qFormat="1"/>
+    <w:lsdException w:name="heading 6" w:semiHidden="1" w:uiPriority="9" w:unhideWhenUsed="1" w:qFormat="1"/>
+    <w:lsdException w:name="heading 7" w:semiHidden="1" w:uiPriority="9" w:unhideWhenUsed="1" w:qFormat="1"/>
+    <w:lsdException w:name="heading 8" w:semiHidden="1" w:uiPriority="9" w:unhideWhenUsed="1" w:qFormat="1"/>
+    <w:lsdException w:name="heading 9" w:semiHidden="1" w:uiPriority="9" w:unhideWhenUsed="1" w:qFormat="1"/>
+    <w:lsdException w:name="index 1" w:semiHidden="1" w:unhideWhenUsed="1"/>
+    <w:lsdException w:name="index 2" w:semiHidden="1" w:unhideWhenUsed="1"/>
+    <w:lsdException w:name="index 3" w:semiHidden="1" w:unhideWhenUsed="1"/>
+    <w:lsdException w:name="index 4" w:semiHidden="1" w:unhideWhenUsed="1"/>
+    <w:lsdException w:name="index 5" w:semiHidden="1" w:unhideWhenUsed="1"/>
+    <w:lsdException w:name="index 6" w:semiHidden="1" w:unhideWhenUsed="1"/>
+    <w:lsdException w:name="index 7" w:semiHidden="1" w:unhideWhenUsed="1"/>
+    <w:lsdException w:name="index 8" w:semiHidden="1" w:unhideWhenUsed="1"/>
+    <w:lsdException w:name="index 9" w:semiHidden="1" w:unhideWhenUsed="1"/>
+    <w:lsdException w:name="toc 1" w:semiHidden="1" w:uiPriority="39" w:unhideWhenUsed="1"/>
+    <w:lsdException w:name="toc 2" w:semiHidden="1" w:uiPriority="39" w:unhideWhenUsed="1"/>
+    <w:lsdException w:name="toc 3" w:semiHidden="1" w:uiPriority="39" w:unhideWhenUsed="1"/>
+    <w:lsdException w:name="toc 4" w:semiHidden="1" w:uiPriority="39" w:unhideWhenUsed="1"/>
+    <w:lsdException w:name="toc 5" w:semiHidden="1" w:uiPriority="39" w:unhideWhenUsed="1"/>
+    <w:lsdException w:name="toc 6" w:semiHidden="1" w:uiPriority="39" w:unhideWhenUsed="1"/>
+    <w:lsdException w:name="toc 7" w:semiHidden="1" w:uiPriority="39" w:unhideWhenUsed="1"/>
+    <w:lsdException w:name="toc 8" w:semiHidden="1" w:uiPriority="39" w:unhideWhenUsed="1"/>
+    <w:lsdException w:name="toc 9" w:semiHidden="1" w:uiPriority="39" w:unhideWhenUsed="1"/>
+    <w:lsdException w:name="Normal Indent" w:semiHidden="1" w:unhideWhenUsed="1"/>
+    <w:lsdException w:name="footnote text" w:semiHidden="1" w:unhideWhenUsed="1"/>
+    <w:lsdException w:name="annotation text" w:semiHidden="1" w:unhideWhenUsed="1"/>
+    <w:lsdException w:name="header" w:semiHidden="1" w:unhideWhenUsed="1"/>
+    <w:lsdException w:name="footer" w:semiHidden="1" w:unhideWhenUsed="1"/>
+    <w:lsdException w:name="index heading" w:semiHidden="1" w:unhideWhenUsed="1"/>
+    <w:lsdException w:name="caption" w:semiHidden="1" w:uiPriority="35" w:unhideWhenUsed="1" w:qFormat="1"/>
+    <w:lsdException w:name="table of figures" w:semiHidden="1" w:unhideWhenUsed="1"/>
+    <w:lsdException w:name="envelope address" w:semiHidden="1" w:unhideWhenUsed="1"/>
+    <w:lsdException w:name="envelope return" w:semiHidden="1" w:unhideWhenUsed="1"/>
+    <w:lsdException w:name="footnote reference" w:semiHidden="1" w:unhideWhenUsed="1"/>
+    <w:lsdException w:name="annotation reference" w:semiHidden="1" w:unhideWhenUsed="1"/>
+    <w:lsdException w:name="line number" w:semiHidden="1" w:unhideWhenUsed="1"/>
+    <w:lsdException w:name="page number" w:semiHidden="1" w:unhideWhenUsed="1"/>
+    <w:lsdException w:name="endnote reference" w:semiHidden="1" w:unhideWhenUsed="1"/>
+    <w:lsdException w:name="endnote text" w:semiHidden="1" w:unhideWhenUsed="1"/>
+    <w:lsdException w:name="table of authorities" w:semiHidden="1" w:unhideWhenUsed="1"/>
+    <w:lsdException w:name="macro" w:semiHidden="1" w:unhideWhenUsed="1"/>
+    <w:lsdException w:name="toa heading" w:semiHidden="1" w:unhideWhenUsed="1"/>
+    <w:lsdException w:name="List" w:semiHidden="1" w:unhideWhenUsed="1"/>
+    <w:lsdException w:name="List Bullet" w:semiHidden="1" w:unhideWhenUsed="1"/>
+    <w:lsdException w:name="List Number" w:semiHidden="1" w:unhideWhenUsed="1"/>
+    <w:lsdException w:name="List 2" w:semiHidden="1" w:unhideWhenUsed="1"/>
+    <w:lsdException w:name="List 3" w:semiHidden="1" w:unhideWhenUsed="1"/>
+    <w:lsdException w:name="List 4" w:semiHidden="1" w:unhideWhenUsed="1"/>
+    <w:lsdException w:name="List 5" w:semiHidden="1" w:unhideWhenUsed="1"/>
+    <w:lsdException w:name="List Bullet 2" w:semiHidden="1" w:unhideWhenUsed="1"/>
+    <w:lsdException w:name="List Bullet 3" w:semiHidden="1" w:unhideWhenUsed="1"/>
+    <w:lsdException w:name="List Bullet 4" w:semiHidden="1" w:unhideWhenUsed="1"/>
+    <w:lsdException w:name="List Bullet 5" w:semiHidden="1" w:unhideWhenUsed="1"/>
+    <w:lsdException w:name="List Number 2" w:semiHidden="1" w:unhideWhenUsed="1"/>
+    <w:lsdException w:name="List Number 3" w:semiHidden="1" w:unhideWhenUsed="1"/>
+    <w:lsdException w:name="List Number 4" w:semiHidden="1" w:unhideWhenUsed="1"/>
+    <w:lsdException w:name="List Number 5" w:semiHidden="1" w:unhideWhenUsed="1"/>
+    <w:lsdException w:name="Title" w:uiPriority="10" w:qFormat="1"/>
+    <w:lsdException w:name="Closing" w:semiHidden="1" w:unhideWhenUsed="1"/>
+    <w:lsdException w:name="Signature" w:semiHidden="1" w:unhideWhenUsed="1"/>
+    <w:lsdException w:name="Default Paragraph Font" w:semiHidden="1" w:uiPriority="1" w:unhideWhenUsed="1"/>
+    <w:lsdException w:name="Body Text" w:semiHidden="1" w:unhideWhenUsed="1"/>
+    <w:lsdException w:name="Body Text Indent" w:semiHidden="1" w:unhideWhenUsed="1"/>
+    <w:lsdException w:name="List Continue" w:semiHidden="1" w:unhideWhenUsed="1"/>
+    <w:lsdException w:name="List Continue 2" w:semiHidden="1" w:unhideWhenUsed="1"/>
+    <w:lsdException w:name="List Continue 3" w:semiHidden="1" w:unhideWhenUsed="1"/>
+    <w:lsdException w:name="List Continue 4" w:semiHidden="1" w:unhideWhenUsed="1"/>
+    <w:lsdException w:name="List Continue 5" w:semiHidden="1" w:unhideWhenUsed="1"/>
+    <w:lsdException w:name="Message Header" w:semiHidden="1" w:unhideWhenUsed="1"/>
+    <w:lsdException w:name="Subtitle" w:uiPriority="11" w:qFormat="1"/>
+    <w:lsdException w:name="Salutation" w:semiHidden="1" w:unhideWhenUsed="1"/>
+    <w:lsdException w:name="Date" w:semiHidden="1" w:unhideWhenUsed="1"/>
+    <w:lsdException w:name="Body Text First Indent" w:semiHidden="1" w:unhideWhenUsed="1"/>
+    <w:lsdException w:name="Body Text First Indent 2" w:semiHidden="1" w:unhideWhenUsed="1"/>
+    <w:lsdException w:name="Note Heading" w:semiHidden="1" w:unhideWhenUsed="1"/>
+    <w:lsdException w:name="Body Text 2" w:semiHidden="1" w:unhideWhenUsed="1"/>
+    <w:lsdException w:name="Body Text 3" w:semiHidden="1" w:unhideWhenUsed="1"/>
+    <w:lsdException w:name="Body Text Indent 2" w:semiHidden="1" w:unhideWhenUsed="1"/>
+    <w:lsdException w:name="Body Text Indent 3" w:semiHidden="1" w:unhideWhenUsed="1"/>
+    <w:lsdException w:name="Block Text" w:semiHidden="1" w:unhideWhenUsed="1"/>
+    <w:lsdException w:name="Hyperlink" w:semiHidden="1" w:unhideWhenUsed="1"/>
+    <w:lsdException w:name="FollowedHyperlink" w:semiHidden="1" w:unhideWhenUsed="1"/>
+    <w:lsdException w:name="Strong" w:uiPriority="22" w:qFormat="1"/>
+    <w:lsdException w:name="Emphasis" w:uiPriority="20" w:qFormat="1"/>
+    <w:lsdException w:name="Document Map" w:semiHidden="1" w:unhideWhenUsed="1"/>
+    <w:lsdException w:name="Plain Text" w:semiHidden="1" w:unhideWhenUsed="1"/>
+    <w:lsdException w:name="E-mail Signature" w:semiHidden="1" w:unhideWhenUsed="1"/>
+    <w:lsdException w:name="HTML Top of Form" w:semiHidden="1" w:unhideWhenUsed="1"/>
+    <w:lsdException w:name="HTML Bottom of Form" w:semiHidden="1" w:unhideWhenUsed="1"/>
+    <w:lsdException w:name="Normal (Web)" w:semiHidden="1" w:unhideWhenUsed="1"/>
+    <w:lsdException w:name="HTML Acronym" w:semiHidden="1" w:unhideWhenUsed="1"/>
+    <w:lsdException w:name="HTML Address" w:semiHidden="1" w:unhideWhenUsed="1"/>
+    <w:lsdException w:name="HTML Cite" w:semiHidden="1" w:unhideWhenUsed="1"/>
+    <w:lsdException w:name="HTML Code" w:semiHidden="1" w:unhideWhenUsed="1"/>
+    <w:lsdException w:name="HTML Definition" w:semiHidden="1" w:unhideWhenUsed="1"/>
+    <w:lsdException w:name="HTML Keyboard" w:semiHidden="1" w:unhideWhenUsed="1"/>
+    <w:lsdException w:name="HTML Preformatted" w:semiHidden="1" w:unhideWhenUsed="1"/>
+    <w:lsdException w:name="HTML Sample" w:semiHidden="1" w:unhideWhenUsed="1"/>
+    <w:lsdException w:name="HTML Typewriter" w:semiHidden="1" w:unhideWhenUsed="1"/>
+    <w:lsdException w:name="HTML Variable" w:semiHidden="1" w:unhideWhenUsed="1"/>
+    <w:lsdException w:name="Normal Table" w:semiHidden="1" w:unhideWhenUsed="1"/>
+    <w:lsdException w:name="annotation subject" w:semiHidden="1" w:unhideWhenUsed="1"/>
+    <w:lsdException w:name="No List" w:semiHidden="1" w:unhideWhenUsed="1"/>
+    <w:lsdException w:name="Outline List 1" w:semiHidden="1" w:unhideWhenUsed="1"/>
+    <w:lsdException w:name="Outline List 2" w:semiHidden="1" w:unhideWhenUsed="1"/>
+    <w:lsdException w:name="Outline List 3" w:semiHidden="1" w:unhideWhenUsed="1"/>
+    <w:lsdException w:name="Table Simple 1" w:semiHidden="1" w:unhideWhenUsed="1"/>
+    <w:lsdException w:name="Table Simple 2" w:semiHidden="1" w:unhideWhenUsed="1"/>
+    <w:lsdException w:name="Table Simple 3" w:semiHidden="1" w:unhideWhenUsed="1"/>
+    <w:lsdException w:name="Table Classic 1" w:semiHidden="1" w:unhideWhenUsed="1"/>
+    <w:lsdException w:name="Table Classic 2" w:semiHidden="1" w:unhideWhenUsed="1"/>
+    <w:lsdException w:name="Table Classic 3" w:semiHidden="1" w:unhideWhenUsed="1"/>
+    <w:lsdException w:name="Table Classic 4" w:semiHidden="1" w:unhideWhenUsed="1"/>
+    <w:lsdException w:name="Table Colorful 1" w:semiHidden="1" w:unhideWhenUsed="1"/>
+    <w:lsdException w:name="Table Colorful 2" w:semiHidden="1" w:unhideWhenUsed="1"/>
+    <w:lsdException w:name="Table Colorful 3" w:semiHidden="1" w:unhideWhenUsed="1"/>
+    <w:lsdException w:name="Table Columns 1" w:semiHidden="1" w:unhideWhenUsed="1"/>
+    <w:lsdException w:name="Table Columns 2" w:semiHidden="1" w:unhideWhenUsed="1"/>
+    <w:lsdException w:name="Table Columns 3" w:semiHidden="1" w:unhideWhenUsed="1"/>
+    <w:lsdException w:name="Table Columns 4" w:semiHidden="1" w:unhideWhenUsed="1"/>
+    <w:lsdException w:name="Table Columns 5" w:semiHidden="1" w:unhideWhenUsed="1"/>
+    <w:lsdException w:name="Table Grid 1" w:semiHidden="1" w:unhideWhenUsed="1"/>
+    <w:lsdException w:name="Table Grid 2" w:semiHidden="1" w:unhideWhenUsed="1"/>
+    <w:lsdException w:name="Table Grid 3" w:semiHidden="1" w:unhideWhenUsed="1"/>
+    <w:lsdException w:name="Table Grid 4" w:semiHidden="1" w:unhideWhenUsed="1"/>
+    <w:lsdException w:name="Table Grid 5" w:semiHidden="1" w:unhideWhenUsed="1"/>
+    <w:lsdException w:name="Table Grid 6" w:semiHidden="1" w:unhideWhenUsed="1"/>
+    <w:lsdException w:name="Table Grid 7" w:semiHidden="1" w:unhideWhenUsed="1"/>
+    <w:lsdException w:name="Table Grid 8" w:semiHidden="1" w:unhideWhenUsed="1"/>
+    <w:lsdException w:name="Table List 1" w:semiHidden="1" w:unhideWhenUsed="1"/>
+    <w:lsdException w:name="Table List 2" w:semiHidden="1" w:unhideWhenUsed="1"/>
+    <w:lsdException w:name="Table List 3" w:semiHidden="1" w:unhideWhenUsed="1"/>
+    <w:lsdException w:name="Table List 4" w:semiHidden="1" w:unhideWhenUsed="1"/>
+    <w:lsdException w:name="Table List 5" w:semiHidden="1" w:unhideWhenUsed="1"/>
+    <w:lsdException w:name="Table List 6" w:semiHidden="1" w:unhideWhenUsed="1"/>
+    <w:lsdException w:name="Table List 7" w:semiHidden="1" w:unhideWhenUsed="1"/>
+    <w:lsdException w:name="Table List 8" w:semiHidden="1" w:unhideWhenUsed="1"/>
+    <w:lsdException w:name="Table 3D effects 1" w:semiHidden="1" w:unhideWhenUsed="1"/>
+    <w:lsdException w:name="Table 3D effects 2" w:semiHidden="1" w:unhideWhenUsed="1"/>
+    <w:lsdException w:name="Table 3D effects 3" w:semiHidden="1" w:unhideWhenUsed="1"/>
+    <w:lsdException w:name="Table Contemporary" w:semiHidden="1" w:unhideWhenUsed="1"/>
+    <w:lsdException w:name="Table Elegant" w:semiHidden="1" w:unhideWhenUsed="1"/>
+    <w:lsdException w:name="Table Professional" w:semiHidden="1" w:unhideWhenUsed="1"/>
+    <w:lsdException w:name="Table Subtle 1" w:semiHidden="1" w:unhideWhenUsed="1"/>
+    <w:lsdException w:name="Table Subtle 2" w:semiHidden="1" w:unhideWhenUsed="1"/>
+    <w:lsdException w:name="Table Web 1" w:semiHidden="1" w:unhideWhenUsed="1"/>
+    <w:lsdException w:name="Table Web 2" w:semiHidden="1" w:unhideWhenUsed="1"/>
+    <w:lsdException w:name="Table Web 3" w:semiHidden="1" w:unhideWhenUsed="1"/>
+    <w:lsdException w:name="Balloon Text" w:semiHidden="1" w:unhideWhenUsed="1"/>
+    <w:lsdException w:name="Table Grid" w:uiPriority="39"/>
+    <w:lsdException w:name="Table Theme" w:semiHidden="1" w:unhideWhenUsed="1"/>
+    <w:lsdException w:name="Placeholder Text" w:semiHidden="1"/>
+    <w:lsdException w:name="No Spacing" w:uiPriority="1" w:qFormat="1"/>
+    <w:lsdException w:name="Light Shading" w:uiPriority="60"/>
+    <w:lsdException w:name="Light List" w:uiPriority="61"/>
+    <w:lsdException w:name="Light Grid" w:uiPriority="62"/>
+    <w:lsdException w:name="Medium Shading 1" w:uiPriority="63"/>
+    <w:lsdException w:name="Medium Shading 2" w:uiPriority="64"/>
+    <w:lsdException w:name="Medium List 1" w:uiPriority="65"/>
+    <w:lsdException w:name="Medium List 2" w:uiPriority="66"/>
+    <w:lsdException w:name="Medium Grid 1" w:uiPriority="67"/>
+    <w:lsdException w:name="Medium Grid 2" w:uiPriority="68"/>
+    <w:lsdException w:name="Medium Grid 3" w:uiPriority="69"/>
+    <w:lsdException w:name="Dark List" w:uiPriority="70"/>
+    <w:lsdException w:name="Colorful Shading" w:uiPriority="71"/>
+    <w:lsdException w:name="Colorful List" w:uiPriority="72"/>
+    <w:lsdException w:name="Colorful Grid" w:uiPriority="73"/>
+    <w:lsdException w:name="Light Shading Accent 1" w:uiPriority="60"/>
+    <w:lsdException w:name="Light List Accent 1" w:uiPriority="61"/>
+    <w:lsdException w:name="Light Grid Accent 1" w:uiPriority="62"/>
+    <w:lsdException w:name="Medium Shading 1 Accent 1" w:uiPriority="63"/>
+    <w:lsdException w:name="Medium Shading 2 Accent 1" w:uiPriority="64"/>
+    <w:lsdException w:name="Medium List 1 Accent 1" w:uiPriority="65"/>
+    <w:lsdException w:name="Revision" w:semiHidden="1"/>
+    <w:lsdException w:name="List Paragraph" w:uiPriority="34" w:qFormat="1"/>
+    <w:lsdException w:name="Quote" w:uiPriority="29" w:qFormat="1"/>
+    <w:lsdException w:name="Intense Quote" w:uiPriority="30" w:qFormat="1"/>
+    <w:lsdException w:name="Medium List 2 Accent 1" w:uiPriority="66"/>
+    <w:lsdException w:name="Medium Grid 1 Accent 1" w:uiPriority="67"/>
+    <w:lsdException w:name="Medium Grid 2 Accent 1" w:uiPriority="68"/>
+    <w:lsdException w:name="Medium Grid 3 Accent 1" w:uiPriority="69"/>
+    <w:lsdException w:name="Dark List Accent 1" w:uiPriority="70"/>
+    <w:lsdException w:name="Colorful Shading Accent 1" w:uiPriority="71"/>
+    <w:lsdException w:name="Colorful List Accent 1" w:uiPriority="72"/>
+    <w:lsdException w:name="Colorful Grid Accent 1" w:uiPriority="73"/>
+    <w:lsdException w:name="Light Shading Accent 2" w:uiPriority="60"/>
+    <w:lsdException w:name="Light List Accent 2" w:uiPriority="61"/>
+    <w:lsdException w:name="Light Grid Accent 2" w:uiPriority="62"/>
+    <w:lsdException w:name="Medium Shading 1 Accent 2" w:uiPriority="63"/>
+    <w:lsdException w:name="Medium Shading 2 Accent 2" w:uiPriority="64"/>
+    <w:lsdException w:name="Medium List 1 Accent 2" w:uiPriority="65"/>
+    <w:lsdException w:name="Medium List 2 Accent 2" w:uiPriority="66"/>
+    <w:lsdException w:name="Medium Grid 1 Accent 2" w:uiPriority="67"/>
+    <w:lsdException w:name="Medium Grid 2 Accent 2" w:uiPriority="68"/>
+    <w:lsdException w:name="Medium Grid 3 Accent 2" w:uiPriority="69"/>
+    <w:lsdException w:name="Dark List Accent 2" w:uiPriority="70"/>
+    <w:lsdException w:name="Colorful Shading Accent 2" w:uiPriority="71"/>
+    <w:lsdException w:name="Colorful List Accent 2" w:uiPriority="72"/>
+    <w:lsdException w:name="Colorful Grid Accent 2" w:uiPriority="73"/>
+    <w:lsdException w:name="Light Shading Accent 3" w:uiPriority="60"/>
+    <w:lsdException w:name="Light List Accent 3" w:uiPriority="61"/>
+    <w:lsdException w:name="Light Grid Accent 3" w:uiPriority="62"/>
+    <w:lsdException w:name="Medium Shading 1 Accent 3" w:uiPriority="63"/>
+    <w:lsdException w:name="Medium Shading 2 Accent 3" w:uiPriority="64"/>
+    <w:lsdException w:name="Medium List 1 Accent 3" w:uiPriority="65"/>
+    <w:lsdException w:name="Medium List 2 Accent 3" w:uiPriority="66"/>
+    <w:lsdException w:name="Medium Grid 1 Accent 3" w:uiPriority="67"/>
+    <w:lsdException w:name="Medium Grid 2 Accent 3" w:uiPriority="68"/>
+    <w:lsdException w:name="Medium Grid 3 Accent 3" w:uiPriority="69"/>
+    <w:lsdException w:name="Dark List Accent 3" w:uiPriority="70"/>
+    <w:lsdException w:name="Colorful Shading Accent 3" w:uiPriority="71"/>
+    <w:lsdException w:name="Colorful List Accent 3" w:uiPriority="72"/>
+    <w:lsdException w:name="Colorful Grid Accent 3" w:uiPriority="73"/>
+    <w:lsdException w:name="Light Shading Accent 4" w:uiPriority="60"/>
+    <w:lsdException w:name="Light List Accent 4" w:uiPriority="61"/>
+    <w:lsdException w:name="Light Grid Accent 4" w:uiPriority="62"/>
+    <w:lsdException w:name="Medium Shading 1 Accent 4" w:uiPriority="63"/>
+    <w:lsdException w:name="Medium Shading 2 Accent 4" w:uiPriority="64"/>
+    <w:lsdException w:name="Medium List 1 Accent 4" w:uiPriority="65"/>
+    <w:lsdException w:name="Medium List 2 Accent 4" w:uiPriority="66"/>
+    <w:lsdException w:name="Medium Grid 1 Accent 4" w:uiPriority="67"/>
+    <w:lsdException w:name="Medium Grid 2 Accent 4" w:uiPriority="68"/>
+    <w:lsdException w:name="Medium Grid 3 Accent 4" w:uiPriority="69"/>
+    <w:lsdException w:name="Dark List Accent 4" w:uiPriority="70"/>
+    <w:lsdException w:name="Colorful Shading Accent 4" w:uiPriority="71"/>
+    <w:lsdException w:name="Colorful List Accent 4" w:uiPriority="72"/>
+    <w:lsdException w:name="Colorful Grid Accent 4" w:uiPriority="73"/>
+    <w:lsdException w:name="Light Shading Accent 5" w:uiPriority="60"/>
+    <w:lsdException w:name="Light List Accent 5" w:uiPriority="61"/>
+    <w:lsdException w:name="Light Grid Accent 5" w:uiPriority="62"/>
+    <w:lsdException w:name="Medium Shading 1 Accent 5" w:uiPriority="63"/>
+    <w:lsdException w:name="Medium Shading 2 Accent 5" w:uiPriority="64"/>
+    <w:lsdException w:name="Medium List 1 Accent 5" w:uiPriority="65"/>
+    <w:lsdException w:name="Medium List 2 Accent 5" w:uiPriority="66"/>
+    <w:lsdException w:name="Medium Grid 1 Accent 5" w:uiPriority="67"/>
+    <w:lsdException w:name="Medium Grid 2 Accent 5" w:uiPriority="68"/>
+    <w:lsdException w:name="Medium Grid 3 Accent 5" w:uiPriority="69"/>
+    <w:lsdException w:name="Dark List Accent 5" w:uiPriority="70"/>
+    <w:lsdException w:name="Colorful Shading Accent 5" w:uiPriority="71"/>
+    <w:lsdException w:name="Colorful List Accent 5" w:uiPriority="72"/>
+    <w:lsdException w:name="Colorful Grid Accent 5" w:uiPriority="73"/>
+    <w:lsdException w:name="Light Shading Accent 6" w:uiPriority="60"/>
+    <w:lsdException w:name="Light List Accent 6" w:uiPriority="61"/>
+    <w:lsdException w:name="Light Grid Accent 6" w:uiPriority="62"/>
+    <w:lsdException w:name="Medium Shading 1 Accent 6" w:uiPriority="63"/>
+    <w:lsdException w:name="Medium Shading 2 Accent 6" w:uiPriority="64"/>
+    <w:lsdException w:name="Medium List 1 Accent 6" w:uiPriority="65"/>
+    <w:lsdException w:name="Medium List 2 Accent 6" w:uiPriority="66"/>
+    <w:lsdException w:name="Medium Grid 1 Accent 6" w:uiPriority="67"/>
+    <w:lsdException w:name="Medium Grid 2 Accent 6" w:uiPriority="68"/>
+    <w:lsdException w:name="Medium Grid 3 Accent 6" w:uiPriority="69"/>
+    <w:lsdException w:name="Dark List Accent 6" w:uiPriority="70"/>
+    <w:lsdException w:name="Colorful Shading Accent 6" w:uiPriority="71"/>
+    <w:lsdException w:name="Colorful List Accent 6" w:uiPriority="72"/>
+    <w:lsdException w:name="Colorful Grid Accent 6" w:uiPriority="73"/>
+    <w:lsdException w:name="Subtle Emphasis" w:uiPriority="19" w:qFormat="1"/>
+    <w:lsdException w:name="Intense Emphasis" w:uiPriority="21" w:qFormat="1"/>
+    <w:lsdException w:name="Subtle Reference" w:uiPriority="31" w:qFormat="1"/>
+    <w:lsdException w:name="Intense Reference" w:uiPriority="32" w:qFormat="1"/>
+    <w:lsdException w:name="Book Title" w:uiPriority="33" w:qFormat="1"/>
+    <w:lsdException w:name="Bibliography" w:semiHidden="1" w:uiPriority="37" w:unhideWhenUsed="1"/>
+    <w:lsdException w:name="TOC Heading" w:semiHidden="1" w:uiPriority="39" w:unhideWhenUsed="1" w:qFormat="1"/>
+    <w:lsdException w:name="Plain Table 1" w:uiPriority="41"/>
+    <w:lsdException w:name="Plain Table 2" w:uiPriority="42"/>
+    <w:lsdException w:name="Plain Table 3" w:uiPriority="43"/>
+    <w:lsdException w:name="Plain Table 4" w:uiPriority="44"/>
+    <w:lsdException w:name="Plain Table 5" w:uiPriority="45"/>
+    <w:lsdException w:name="Grid Table Light" w:uiPriority="40"/>
+    <w:lsdException w:name="Grid Table 1 Light" w:uiPriority="46"/>
+    <w:lsdException w:name="Grid Table 2" w:uiPriority="47"/>
+    <w:lsdException w:name="Grid Table 3" w:uiPriority="48"/>
+    <w:lsdException w:name="Grid Table 4" w:uiPriority="49"/>
+    <w:lsdException w:name="Grid Table 5 Dark" w:uiPriority="50"/>
+    <w:lsdException w:name="Grid Table 6 Colorful" w:uiPriority="51"/>
+    <w:lsdException w:name="Grid Table 7 Colorful" w:uiPriority="52"/>
+    <w:lsdException w:name="Grid Table 1 Light Accent 1" w:uiPriority="46"/>
+    <w:lsdException w:name="Grid Table 2 Accent 1" w:uiPriority="47"/>
+    <w:lsdException w:name="Grid Table 3 Accent 1" w:uiPriority="48"/>
+    <w:lsdException w:name="Grid Table 4 Accent 1" w:uiPriority="49"/>
+    <w:lsdException w:name="Grid Table 5 Dark Accent 1" w:uiPriority="50"/>
+    <w:lsdException w:name="Grid Table 6 Colorful Accent 1" w:uiPriority="51"/>
+    <w:lsdException w:name="Grid Table 7 Colorful Accent 1" w:uiPriority="52"/>
+    <w:lsdException w:name="Grid Table 1 Light Accent 2" w:uiPriority="46"/>
+    <w:lsdException w:name="Grid Table 2 Accent 2" w:uiPriority="47"/>
+    <w:lsdException w:name="Grid Table 3 Accent 2" w:uiPriority="48"/>
+    <w:lsdException w:name="Grid Table 4 Accent 2" w:uiPriority="49"/>
+    <w:lsdException w:name="Grid Table 5 Dark Accent 2" w:uiPriority="50"/>
+    <w:lsdException w:name="Grid Table 6 Colorful Accent 2" w:uiPriority="51"/>
+    <w:lsdException w:name="Grid Table 7 Colorful Accent 2" w:uiPriority="52"/>
+    <w:lsdException w:name="Grid Table 1 Light Accent 3" w:uiPriority="46"/>
+    <w:lsdException w:name="Grid Table 2 Accent 3" w:uiPriority="47"/>
+    <w:lsdException w:name="Grid Table 3 Accent 3" w:uiPriority="48"/>
+    <w:lsdException w:name="Grid Table 4 Accent 3" w:uiPriority="49"/>
+    <w:lsdException w:name="Grid Table 5 Dark Accent 3" w:uiPriority="50"/>
+    <w:lsdException w:name="Grid Table 6 Colorful Accent 3" w:uiPriority="51"/>
+    <w:lsdException w:name="Grid Table 7 Colorful Accent 3" w:uiPriority="52"/>
+    <w:lsdException w:name="Grid Table 1 Light Accent 4" w:uiPriority="46"/>
+    <w:lsdException w:name="Grid Table 2 Accent 4" w:uiPriority="47"/>
+    <w:lsdException w:name="Grid Table 3 Accent 4" w:uiPriority="48"/>
+    <w:lsdException w:name="Grid Table 4 Accent 4" w:uiPriority="49"/>
+    <w:lsdException w:name="Grid Table 5 Dark Accent 4" w:uiPriority="50"/>
+    <w:lsdException w:name="Grid Table 6 Colorful Accent 4" w:uiPriority="51"/>
+    <w:lsdException w:name="Grid Table 7 Colorful Accent 4" w:uiPriority="52"/>
+    <w:lsdException w:name="Grid Table 1 Light Accent 5" w:uiPriority="46"/>
+    <w:lsdException w:name="Grid Table 2 Accent 5" w:uiPriority="47"/>
+    <w:lsdException w:name="Grid Table 3 Accent 5" w:uiPriority="48"/>
+    <w:lsdException w:name="Grid Table 4 Accent 5" w:uiPriority="49"/>
+    <w:lsdException w:name="Grid Table 5 Dark Accent 5" w:uiPriority="50"/>
+    <w:lsdException w:name="Grid Table 6 Colorful Accent 5" w:uiPriority="51"/>
+    <w:lsdException w:name="Grid Table 7 Colorful Accent 5" w:uiPriority="52"/>
+    <w:lsdException w:name="Grid Table 1 Light Accent 6" w:uiPriority="46"/>
+    <w:lsdException w:name="Grid Table 2 Accent 6" w:uiPriority="47"/>
+    <w:lsdException w:name="Grid Table 3 Accent 6" w:uiPriority="48"/>
+    <w:lsdException w:name="Grid Table 4 Accent 6" w:uiPriority="49"/>
+    <w:lsdException w:name="Grid Table 5 Dark Accent 6" w:uiPriority="50"/>
+    <w:lsdException w:name="Grid Table 6 Colorful Accent 6" w:uiPriority="51"/>
+    <w:lsdException w:name="Grid Table 7 Colorful Accent 6" w:uiPriority="52"/>
+    <w:lsdException w:name="List Table 1 Light" w:uiPriority="46"/>
+    <w:lsdException w:name="List Table 2" w:uiPriority="47"/>
+    <w:lsdException w:name="List Table 3" w:uiPriority="48"/>
+    <w:lsdException w:name="List Table 4" w:uiPriority="49"/>
+    <w:lsdException w:name="List Table 5 Dark" w:uiPriority="50"/>
+    <w:lsdException w:name="List Table 6 Colorful" w:uiPriority="51"/>
+    <w:lsdException w:name="List Table 7 Colorful" w:uiPriority="52"/>
+    <w:lsdException w:name="List Table 1 Light Accent 1" w:uiPriority="46"/>
+    <w:lsdException w:name="List Table 2 Accent 1" w:uiPriority="47"/>
+    <w:lsdException w:name="List Table 3 Accent 1" w:uiPriority="48"/>
+    <w:lsdException w:name="List Table 4 Accent 1" w:uiPriority="49"/>
+    <w:lsdException w:name="List Table 5 Dark Accent 1" w:uiPriority="50"/>
+    <w:lsdException w:name="List Table 6 Colorful Accent 1" w:uiPriority="51"/>
+    <w:lsdException w:name="List Table 7 Colorful Accent 1" w:uiPriority="52"/>
+    <w:lsdException w:name="List Table 1 Light Accent 2" w:uiPriority="46"/>
+    <w:lsdException w:name="List Table 2 Accent 2" w:uiPriority="47"/>
+    <w:lsdException w:name="List Table 3 Accent 2" w:uiPriority="48"/>
+    <w:lsdException w:name="List Table 4 Accent 2" w:uiPriority="49"/>
+    <w:lsdException w:name="List Table 5 Dark Accent 2" w:uiPriority="50"/>
+    <w:lsdException w:name="List Table 6 Colorful Accent 2" w:uiPriority="51"/>
+    <w:lsdException w:name="List Table 7 Colorful Accent 2" w:uiPriority="52"/>
+    <w:lsdException w:name="List Table 1 Light Accent 3" w:uiPriority="46"/>
+    <w:lsdException w:name="List Table 2 Accent 3" w:uiPriority="47"/>
+    <w:lsdException w:name="List Table 3 Accent 3" w:uiPriority="48"/>
+    <w:lsdException w:name="List Table 4 Accent 3" w:uiPriority="49"/>
+    <w:lsdException w:name="List Table 5 Dark Accent 3" w:uiPriority="50"/>
+    <w:lsdException w:name="List Table 6 Colorful Accent 3" w:uiPriority="51"/>
+    <w:lsdException w:name="List Table 7 Colorful Accent 3" w:uiPriority="52"/>
+    <w:lsdException w:name="List Table 1 Light Accent 4" w:uiPriority="46"/>
+    <w:lsdException w:name="List Table 2 Accent 4" w:uiPriority="47"/>
+    <w:lsdException w:name="List Table 3 Accent 4" w:uiPriority="48"/>
+    <w:lsdException w:name="List Table 4 Accent 4" w:uiPriority="49"/>
+    <w:lsdException w:name="List Table 5 Dark Accent 4" w:uiPriority="50"/>
+    <w:lsdException w:name="List Table 6 Colorful Accent 4" w:uiPriority="51"/>
+    <w:lsdException w:name="List Table 7 Colorful Accent 4" w:uiPriority="52"/>
+    <w:lsdException w:name="List Table 1 Light Accent 5" w:uiPriority="46"/>
+    <w:lsdException w:name="List Table 2 Accent 5" w:uiPriority="47"/>
+    <w:lsdException w:name="List Table 3 Accent 5" w:uiPriority="48"/>
+    <w:lsdException w:name="List Table 4 Accent 5" w:uiPriority="49"/>
+    <w:lsdException w:name="List Table 5 Dark Accent 5" w:uiPriority="50"/>
+    <w:lsdException w:name="List Table 6 Colorful Accent 5" w:uiPriority="51"/>
+    <w:lsdException w:name="List Table 7 Colorful Accent 5" w:uiPriority="52"/>
+    <w:lsdException w:name="List Table 1 Light Accent 6" w:uiPriority="46"/>
+    <w:lsdException w:name="List Table 2 Accent 6" w:uiPriority="47"/>
+    <w:lsdException w:name="List Table 3 Accent 6" w:uiPriority="48"/>
+    <w:lsdException w:name="List Table 4 Accent 6" w:uiPriority="49"/>
+    <w:lsdException w:name="List Table 5 Dark Accent 6" w:uiPriority="50"/>
+    <w:lsdException w:name="List Table 6 Colorful Accent 6" w:uiPriority="51"/>
+    <w:lsdException w:name="List Table 7 Colorful Accent 6" w:uiPriority="52"/>
+    <w:lsdException w:name="Mention" w:semiHidden="1" w:unhideWhenUsed="1"/>
+    <w:lsdException w:name="Smart Hyperlink" w:semiHidden="1" w:unhideWhenUsed="1"/>
+    <w:lsdException w:name="Hashtag" w:semiHidden="1" w:unhideWhenUsed="1"/>
+    <w:lsdException w:name="Unresolved Mention" w:semiHidden="1" w:unhideWhenUsed="1"/>
+    <w:lsdException w:name="Smart Link" w:semiHidden="1" w:unhideWhenUsed="1"/>
+  </w:latentStyles>
+  <w:style w:type="paragraph" w:default="1" w:styleId="Normal">
+    <w:name w:val="Normal"/>
+    <w:qFormat/>
+  </w:style>
+  <w:style w:type="paragraph" w:styleId="Heading1">
+    <w:name w:val="heading 1"/>
+    <w:basedOn w:val="Normal"/>
+    <w:next w:val="Normal"/>
+    <w:link w:val="Heading1Char"/>
+    <w:uiPriority w:val="9"/>
+    <w:qFormat/>
+    <w:pPr>
+      <w:keepNext/>
+      <w:keepLines/>
+      <w:spacing w:before="240"/>
+      <w:outlineLvl w:val="0"/>
+    </w:pPr>
+    <w:rPr>
+      <w:color w:val="1F4E79"/>
+      <w:sz w:val="32"/>
+      <w:szCs w:val="32"/>
+    </w:rPr>
+  </w:style>
+  <w:style w:type="paragraph" w:styleId="Heading2">
+    <w:name w:val="heading 2"/>
+    <w:basedOn w:val="Normal"/>
+    <w:next w:val="Normal"/>
+    <w:link w:val="Heading2Char"/>
+    <w:uiPriority w:val="9"/>
+    <w:semiHidden/>
+    <w:unhideWhenUsed/>
+    <w:qFormat/>
+    <w:pPr>
+      <w:keepNext/>
+      <w:keepLines/>
+      <w:spacing w:before="40"/>
+      <w:outlineLvl w:val="1"/>
+    </w:pPr>
+    <w:rPr>
+      <w:color w:val="1F4E79"/>
+      <w:sz w:val="26"/>
+      <w:szCs w:val="26"/>
+    </w:rPr>
+  </w:style>
+  <w:style w:type="paragraph" w:styleId="Heading3">
+    <w:name w:val="heading 3"/>
+    <w:basedOn w:val="Normal"/>
+    <w:next w:val="Normal"/>
+    <w:link w:val="Heading3Char"/>
+    <w:uiPriority w:val="9"/>
+    <w:semiHidden/>
+    <w:unhideWhenUsed/>
+    <w:qFormat/>
+    <w:pPr>
+      <w:keepNext/>
+      <w:keepLines/>
+      <w:spacing w:before="40"/>
+      <w:outlineLvl w:val="2"/>
+    </w:pPr>
+    <w:rPr>
+      <w:color w:val="1E4D78"/>
+      <w:sz w:val="24"/>
+      <w:szCs w:val="24"/>
+    </w:rPr>
+  </w:style>
+  <w:style w:type="paragraph" w:styleId="Heading4">
+    <w:name w:val="heading 4"/>
+    <w:basedOn w:val="Normal"/>
+    <w:next w:val="Normal"/>
+    <w:link w:val="Heading4Char"/>
+    <w:uiPriority w:val="9"/>
+    <w:semiHidden/>
+    <w:unhideWhenUsed/>
+    <w:qFormat/>
+    <w:pPr>
+      <w:keepNext/>
+      <w:keepLines/>
+      <w:spacing w:before="40"/>
+      <w:outlineLvl w:val="3"/>
+    </w:pPr>
+    <w:rPr>
+      <w:i/>
+      <w:color w:val="1F4E79"/>
+    </w:rPr>
+  </w:style>
+  <w:style w:type="paragraph" w:styleId="Heading5">
+    <w:name w:val="heading 5"/>
+    <w:basedOn w:val="Normal"/>
+    <w:next w:val="Normal"/>
+    <w:link w:val="Heading5Char"/>
+    <w:uiPriority w:val="9"/>
+    <w:semiHidden/>
+    <w:unhideWhenUsed/>
+    <w:qFormat/>
+    <w:pPr>
+      <w:keepNext/>
+      <w:keepLines/>
+      <w:spacing w:before="40"/>
+      <w:outlineLvl w:val="4"/>
+    </w:pPr>
+    <w:rPr>
+      <w:color w:val="1F4E79"/>
+    </w:rPr>
+  </w:style>
+  <w:style w:type="paragraph" w:styleId="Heading6">
+    <w:name w:val="heading 6"/>
+    <w:basedOn w:val="Normal"/>
+    <w:next w:val="Normal"/>
+    <w:link w:val="Heading6Char"/>
+    <w:uiPriority w:val="9"/>
+    <w:semiHidden/>
+    <w:unhideWhenUsed/>
+    <w:qFormat/>
+    <w:pPr>
+      <w:keepNext/>
+      <w:keepLines/>
+      <w:spacing w:before="40"/>
+      <w:outlineLvl w:val="5"/>
+    </w:pPr>
+    <w:rPr>
+      <w:color w:val="1E4D78"/>
+    </w:rPr>
+  </w:style>
+  <w:style w:type="paragraph" w:styleId="Heading7">
+    <w:name w:val="heading 7"/>
+    <w:basedOn w:val="Normal"/>
+    <w:next w:val="Normal"/>
+    <w:link w:val="Heading7Char"/>
+    <w:uiPriority w:val="9"/>
+    <w:unhideWhenUsed/>
+    <w:qFormat/>
+    <w:rsid w:val="006D3D74"/>
+    <w:pPr>
+      <w:keepNext/>
+      <w:keepLines/>
+      <w:spacing w:before="40"/>
+      <w:outlineLvl w:val="6"/>
+    </w:pPr>
+    <w:rPr>
+      <w:rFonts w:asciiTheme="majorHAnsi" w:eastAsiaTheme="majorEastAsia" w:hAnsiTheme="majorHAnsi" w:cstheme="majorBidi"/>
+      <w:i/>
+      <w:iCs/>
+      <w:color w:val="1F4D78" w:themeColor="accent1" w:themeShade="7F"/>
+    </w:rPr>
+  </w:style>
+  <w:style w:type="paragraph" w:styleId="Heading8">
+    <w:name w:val="heading 8"/>
+    <w:basedOn w:val="Normal"/>
+    <w:next w:val="Normal"/>
+    <w:link w:val="Heading8Char"/>
+    <w:uiPriority w:val="9"/>
+    <w:unhideWhenUsed/>
+    <w:qFormat/>
+    <w:rsid w:val="006D3D74"/>
+    <w:pPr>
+      <w:keepNext/>
+      <w:keepLines/>
+      <w:spacing w:before="40"/>
+      <w:outlineLvl w:val="7"/>
+    </w:pPr>
+    <w:rPr>
+      <w:rFonts w:asciiTheme="majorHAnsi" w:eastAsiaTheme="majorEastAsia" w:hAnsiTheme="majorHAnsi" w:cstheme="majorBidi"/>
+      <w:color w:val="272727" w:themeColor="text1" w:themeTint="D8"/>
+      <w:szCs w:val="21"/>
+    </w:rPr>
+  </w:style>
+  <w:style w:type="paragraph" w:styleId="Heading9">
+    <w:name w:val="heading 9"/>
+    <w:basedOn w:val="Normal"/>
+    <w:next w:val="Normal"/>
+    <w:link w:val="Heading9Char"/>
+    <w:uiPriority w:val="9"/>
+    <w:unhideWhenUsed/>
+    <w:qFormat/>
+    <w:rsid w:val="006D3D74"/>
+    <w:pPr>
+      <w:keepNext/>
+      <w:keepLines/>
+      <w:spacing w:before="40"/>
+      <w:outlineLvl w:val="8"/>
+    </w:pPr>
+    <w:rPr>
+      <w:rFonts w:asciiTheme="majorHAnsi" w:eastAsiaTheme="majorEastAsia" w:hAnsiTheme="majorHAnsi" w:cstheme="majorBidi"/>
+      <w:i/>
+      <w:iCs/>
+      <w:color w:val="272727" w:themeColor="text1" w:themeTint="D8"/>
+      <w:szCs w:val="21"/>
+    </w:rPr>
+  </w:style>
+  <w:style w:type="character" w:default="1" w:styleId="DefaultParagraphFont">
+    <w:name w:val="Default Paragraph Font"/>
+    <w:uiPriority w:val="1"/>
+    <w:semiHidden/>
+    <w:unhideWhenUsed/>
+  </w:style>
+  <w:style w:type="table" w:default="1" w:styleId="TableNormal">
+    <w:name w:val="Normal Table"/>
+    <w:uiPriority w:val="99"/>
+    <w:semiHidden/>
+    <w:unhideWhenUsed/>
+    <w:tblPr>
+      <w:tblInd w:w="0" w:type="dxa"/>
+      <w:tblCellMar>
+        <w:top w:w="0" w:type="dxa"/>
+        <w:left w:w="108" w:type="dxa"/>
+        <w:bottom w:w="0" w:type="dxa"/>
+        <w:right w:w="108" w:type="dxa"/>
+      </w:tblCellMar>
+    </w:tblPr>
+  </w:style>
+  <w:style w:type="numbering" w:default="1" w:styleId="NoList">
+    <w:name w:val="No List"/>
+    <w:uiPriority w:val="99"/>
+    <w:semiHidden/>
+    <w:unhideWhenUsed/>
+  </w:style>
+  <w:style w:type="table" w:customStyle="1" w:styleId="TableNormal0">
     <w:name w:val="TableNormal"/>
     <w:tblPr>
       <w:tblCellMar>
-        <w:top w:w="100.0" w:type="dxa"/>
-        <w:left w:w="100.0" w:type="dxa"/>
-        <w:bottom w:w="100.0" w:type="dxa"/>
-        <w:right w:w="100.0" w:type="dxa"/>
+        <w:top w:w="100" w:type="dxa"/>
+        <w:left w:w="100" w:type="dxa"/>
+        <w:bottom w:w="100" w:type="dxa"/>
+        <w:right w:w="100" w:type="dxa"/>
       </w:tblCellMar>
     </w:tblPr>
   </w:style>
-  <w:style w:type="paragraph" w:styleId="Normal" w:default="1">
-    <w:name w:val="normal"/>
-  </w:style>
-  <w:style w:type="paragraph" w:styleId="Heading1">
-    <w:name w:val="heading 1"/>
-    <w:basedOn w:val="Normal"/>
-    <w:next w:val="Normal"/>
-    <w:pPr>
-      <w:keepNext w:val="1"/>
-      <w:keepLines w:val="1"/>
-      <w:spacing w:before="240" w:lineRule="auto"/>
-    </w:pPr>
-    <w:rPr>
-      <w:rFonts w:ascii="Calibri" w:cs="Calibri" w:eastAsia="Calibri" w:hAnsi="Calibri"/>
-      <w:color w:val="1f4e79"/>
-      <w:sz w:val="32"/>
-      <w:szCs w:val="32"/>
-    </w:rPr>
-  </w:style>
-  <w:style w:type="paragraph" w:styleId="Heading2">
-    <w:name w:val="heading 2"/>
-    <w:basedOn w:val="Normal"/>
-    <w:next w:val="Normal"/>
-    <w:pPr>
-      <w:keepNext w:val="1"/>
-      <w:keepLines w:val="1"/>
-      <w:spacing w:before="40" w:lineRule="auto"/>
-    </w:pPr>
-    <w:rPr>
-      <w:rFonts w:ascii="Calibri" w:cs="Calibri" w:eastAsia="Calibri" w:hAnsi="Calibri"/>
-      <w:color w:val="1f4e79"/>
-      <w:sz w:val="26"/>
-      <w:szCs w:val="26"/>
-    </w:rPr>
-  </w:style>
-  <w:style w:type="paragraph" w:styleId="Heading3">
-    <w:name w:val="heading 3"/>
-    <w:basedOn w:val="Normal"/>
-    <w:next w:val="Normal"/>
-    <w:pPr>
-      <w:keepNext w:val="1"/>
-      <w:keepLines w:val="1"/>
-      <w:spacing w:before="40" w:lineRule="auto"/>
-    </w:pPr>
-    <w:rPr>
-      <w:rFonts w:ascii="Calibri" w:cs="Calibri" w:eastAsia="Calibri" w:hAnsi="Calibri"/>
-      <w:color w:val="1e4d78"/>
-      <w:sz w:val="24"/>
-      <w:szCs w:val="24"/>
-    </w:rPr>
-  </w:style>
-  <w:style w:type="paragraph" w:styleId="Heading4">
-    <w:name w:val="heading 4"/>
-    <w:basedOn w:val="Normal"/>
-    <w:next w:val="Normal"/>
-    <w:pPr>
-      <w:keepNext w:val="1"/>
-      <w:keepLines w:val="1"/>
-      <w:spacing w:before="40" w:lineRule="auto"/>
-    </w:pPr>
-    <w:rPr>
-      <w:rFonts w:ascii="Calibri" w:cs="Calibri" w:eastAsia="Calibri" w:hAnsi="Calibri"/>
-      <w:i w:val="1"/>
-      <w:color w:val="1f4e79"/>
-    </w:rPr>
-  </w:style>
-  <w:style w:type="paragraph" w:styleId="Heading5">
-    <w:name w:val="heading 5"/>
-    <w:basedOn w:val="Normal"/>
-    <w:next w:val="Normal"/>
-    <w:pPr>
-      <w:keepNext w:val="1"/>
-      <w:keepLines w:val="1"/>
-      <w:spacing w:before="40" w:lineRule="auto"/>
-    </w:pPr>
-    <w:rPr>
-      <w:rFonts w:ascii="Calibri" w:cs="Calibri" w:eastAsia="Calibri" w:hAnsi="Calibri"/>
-      <w:color w:val="1f4e79"/>
-    </w:rPr>
-  </w:style>
-  <w:style w:type="paragraph" w:styleId="Heading6">
-    <w:name w:val="heading 6"/>
-    <w:basedOn w:val="Normal"/>
-    <w:next w:val="Normal"/>
-    <w:pPr>
-      <w:keepNext w:val="1"/>
-      <w:keepLines w:val="1"/>
-      <w:spacing w:before="40" w:lineRule="auto"/>
-    </w:pPr>
-    <w:rPr>
-      <w:rFonts w:ascii="Calibri" w:cs="Calibri" w:eastAsia="Calibri" w:hAnsi="Calibri"/>
-      <w:color w:val="1e4d78"/>
-    </w:rPr>
-  </w:style>
   <w:style w:type="paragraph" w:styleId="Title">
     <w:name w:val="Title"/>
     <w:basedOn w:val="Normal"/>
     <w:next w:val="Normal"/>
-    <w:pPr/>
-    <w:rPr>
-      <w:rFonts w:ascii="Calibri" w:cs="Calibri" w:eastAsia="Calibri" w:hAnsi="Calibri"/>
+    <w:link w:val="TitleChar"/>
+    <w:uiPriority w:val="10"/>
+    <w:qFormat/>
+    <w:rPr>
       <w:sz w:val="56"/>
       <w:szCs w:val="56"/>
     </w:rPr>
   </w:style>
-  <w:style w:type="paragraph" w:styleId="Heading7">
-    <w:name w:val="heading 7"/>
-    <w:basedOn w:val="Normal"/>
-    <w:next w:val="Normal"/>
-    <w:link w:val="Heading7Char"/>
-    <w:uiPriority w:val="9"/>
-    <w:unhideWhenUsed w:val="1"/>
-    <w:qFormat w:val="1"/>
-    <w:rsid w:val="006D3D74"/>
-    <w:pPr>
-      <w:keepNext w:val="1"/>
-      <w:keepLines w:val="1"/>
-      <w:spacing w:before="40"/>
-      <w:outlineLvl w:val="6"/>
-    </w:pPr>
-    <w:rPr>
-      <w:rFonts w:asciiTheme="majorHAnsi" w:cstheme="majorBidi" w:eastAsiaTheme="majorEastAsia" w:hAnsiTheme="majorHAnsi"/>
-      <w:i w:val="1"/>
-      <w:iCs w:val="1"/>
-      <w:color w:val="1f4d78" w:themeColor="accent1" w:themeShade="00007F"/>
-    </w:rPr>
-  </w:style>
-  <w:style w:type="paragraph" w:styleId="Heading8">
-    <w:name w:val="heading 8"/>
-    <w:basedOn w:val="Normal"/>
-    <w:next w:val="Normal"/>
-    <w:link w:val="Heading8Char"/>
-    <w:uiPriority w:val="9"/>
-    <w:unhideWhenUsed w:val="1"/>
-    <w:qFormat w:val="1"/>
-    <w:rsid w:val="006D3D74"/>
-    <w:pPr>
-      <w:keepNext w:val="1"/>
-      <w:keepLines w:val="1"/>
-      <w:spacing w:before="40"/>
-      <w:outlineLvl w:val="7"/>
-    </w:pPr>
-    <w:rPr>
-      <w:rFonts w:asciiTheme="majorHAnsi" w:cstheme="majorBidi" w:eastAsiaTheme="majorEastAsia" w:hAnsiTheme="majorHAnsi"/>
-      <w:color w:val="272727" w:themeColor="text1" w:themeTint="0000D8"/>
-      <w:szCs w:val="21"/>
-    </w:rPr>
-  </w:style>
-  <w:style w:type="paragraph" w:styleId="Heading9">
-    <w:name w:val="heading 9"/>
-    <w:basedOn w:val="Normal"/>
-    <w:next w:val="Normal"/>
-    <w:link w:val="Heading9Char"/>
-    <w:uiPriority w:val="9"/>
-    <w:unhideWhenUsed w:val="1"/>
-    <w:qFormat w:val="1"/>
-    <w:rsid w:val="006D3D74"/>
-    <w:pPr>
-      <w:keepNext w:val="1"/>
-      <w:keepLines w:val="1"/>
-      <w:spacing w:before="40"/>
-      <w:outlineLvl w:val="8"/>
-    </w:pPr>
-    <w:rPr>
-      <w:rFonts w:asciiTheme="majorHAnsi" w:cstheme="majorBidi" w:eastAsiaTheme="majorEastAsia" w:hAnsiTheme="majorHAnsi"/>
-      <w:i w:val="1"/>
-      <w:iCs w:val="1"/>
-      <w:color w:val="272727" w:themeColor="text1" w:themeTint="0000D8"/>
-      <w:szCs w:val="21"/>
-    </w:rPr>
-  </w:style>
-  <w:style w:type="character" w:styleId="DefaultParagraphFont" w:default="1">
-    <w:name w:val="Default Paragraph Font"/>
-    <w:uiPriority w:val="1"/>
-    <w:semiHidden w:val="1"/>
-    <w:unhideWhenUsed w:val="1"/>
-  </w:style>
-  <w:style w:type="table" w:styleId="TableNormal" w:default="1">
-    <w:name w:val="Normal Table"/>
-    <w:uiPriority w:val="99"/>
-    <w:semiHidden w:val="1"/>
-    <w:unhideWhenUsed w:val="1"/>
-    <w:tblPr>
-      <w:tblInd w:w="0.0" w:type="dxa"/>
-      <w:tblCellMar>
-        <w:top w:w="0.0" w:type="dxa"/>
-        <w:left w:w="108.0" w:type="dxa"/>
-        <w:bottom w:w="0.0" w:type="dxa"/>
-        <w:right w:w="108.0" w:type="dxa"/>
-      </w:tblCellMar>
-    </w:tblPr>
-  </w:style>
-  <w:style w:type="numbering" w:styleId="NoList" w:default="1">
-    <w:name w:val="No List"/>
-    <w:uiPriority w:val="99"/>
-    <w:semiHidden w:val="1"/>
-    <w:unhideWhenUsed w:val="1"/>
-  </w:style>
-  <w:style w:type="character" w:styleId="Heading1Char" w:customStyle="1">
+  <w:style w:type="character" w:customStyle="1" w:styleId="Heading1Char">
     <w:name w:val="Heading 1 Char"/>
     <w:basedOn w:val="DefaultParagraphFont"/>
     <w:link w:val="Heading1"/>
     <w:uiPriority w:val="9"/>
     <w:rsid w:val="006D3D74"/>
     <w:rPr>
-      <w:rFonts w:asciiTheme="majorHAnsi" w:cstheme="majorBidi" w:eastAsiaTheme="majorEastAsia" w:hAnsiTheme="majorHAnsi"/>
-      <w:color w:val="1f4e79" w:themeColor="accent1" w:themeShade="000080"/>
+      <w:rFonts w:asciiTheme="majorHAnsi" w:eastAsiaTheme="majorEastAsia" w:hAnsiTheme="majorHAnsi" w:cstheme="majorBidi"/>
+      <w:color w:val="1F4E79" w:themeColor="accent1" w:themeShade="80"/>
       <w:sz w:val="32"/>
       <w:szCs w:val="32"/>
     </w:rPr>
   </w:style>
-  <w:style w:type="character" w:styleId="Heading2Char" w:customStyle="1">
+  <w:style w:type="character" w:customStyle="1" w:styleId="Heading2Char">
     <w:name w:val="Heading 2 Char"/>
     <w:basedOn w:val="DefaultParagraphFont"/>
     <w:link w:val="Heading2"/>
     <w:uiPriority w:val="9"/>
     <w:rsid w:val="006D3D74"/>
     <w:rPr>
-      <w:rFonts w:asciiTheme="majorHAnsi" w:cstheme="majorBidi" w:eastAsiaTheme="majorEastAsia" w:hAnsiTheme="majorHAnsi"/>
-      <w:color w:val="1f4e79" w:themeColor="accent1" w:themeShade="000080"/>
+      <w:rFonts w:asciiTheme="majorHAnsi" w:eastAsiaTheme="majorEastAsia" w:hAnsiTheme="majorHAnsi" w:cstheme="majorBidi"/>
+      <w:color w:val="1F4E79" w:themeColor="accent1" w:themeShade="80"/>
       <w:sz w:val="26"/>
       <w:szCs w:val="26"/>
     </w:rPr>
   </w:style>
-  <w:style w:type="character" w:styleId="Heading3Char" w:customStyle="1">
+  <w:style w:type="character" w:customStyle="1" w:styleId="Heading3Char">
     <w:name w:val="Heading 3 Char"/>
     <w:basedOn w:val="DefaultParagraphFont"/>
     <w:link w:val="Heading3"/>
     <w:uiPriority w:val="9"/>
     <w:rPr>
-      <w:rFonts w:asciiTheme="majorHAnsi" w:cstheme="majorBidi" w:eastAsiaTheme="majorEastAsia" w:hAnsiTheme="majorHAnsi"/>
-      <w:color w:val="1f4d78" w:themeColor="accent1" w:themeShade="00007F"/>
+      <w:rFonts w:asciiTheme="majorHAnsi" w:eastAsiaTheme="majorEastAsia" w:hAnsiTheme="majorHAnsi" w:cstheme="majorBidi"/>
+      <w:color w:val="1F4D78" w:themeColor="accent1" w:themeShade="7F"/>
       <w:sz w:val="24"/>
       <w:szCs w:val="24"/>
     </w:rPr>
   </w:style>
-  <w:style w:type="character" w:styleId="Heading4Char" w:customStyle="1">
+  <w:style w:type="character" w:customStyle="1" w:styleId="Heading4Char">
     <w:name w:val="Heading 4 Char"/>
     <w:basedOn w:val="DefaultParagraphFont"/>
     <w:link w:val="Heading4"/>
     <w:uiPriority w:val="9"/>
     <w:rsid w:val="006D3D74"/>
     <w:rPr>
-      <w:rFonts w:asciiTheme="majorHAnsi" w:cstheme="majorBidi" w:eastAsiaTheme="majorEastAsia" w:hAnsiTheme="majorHAnsi"/>
-      <w:i w:val="1"/>
-      <w:iCs w:val="1"/>
-      <w:color w:val="1f4e79" w:themeColor="accent1" w:themeShade="000080"/>
-    </w:rPr>
-  </w:style>
-  <w:style w:type="character" w:styleId="Heading5Char" w:customStyle="1">
+      <w:rFonts w:asciiTheme="majorHAnsi" w:eastAsiaTheme="majorEastAsia" w:hAnsiTheme="majorHAnsi" w:cstheme="majorBidi"/>
+      <w:i/>
+      <w:iCs/>
+      <w:color w:val="1F4E79" w:themeColor="accent1" w:themeShade="80"/>
+    </w:rPr>
+  </w:style>
+  <w:style w:type="character" w:customStyle="1" w:styleId="Heading5Char">
     <w:name w:val="Heading 5 Char"/>
     <w:basedOn w:val="DefaultParagraphFont"/>
     <w:link w:val="Heading5"/>
     <w:uiPriority w:val="9"/>
     <w:rsid w:val="006D3D74"/>
     <w:rPr>
-      <w:rFonts w:asciiTheme="majorHAnsi" w:cstheme="majorBidi" w:eastAsiaTheme="majorEastAsia" w:hAnsiTheme="majorHAnsi"/>
-      <w:color w:val="1f4e79" w:themeColor="accent1" w:themeShade="000080"/>
-    </w:rPr>
-  </w:style>
-  <w:style w:type="character" w:styleId="Heading6Char" w:customStyle="1">
+      <w:rFonts w:asciiTheme="majorHAnsi" w:eastAsiaTheme="majorEastAsia" w:hAnsiTheme="majorHAnsi" w:cstheme="majorBidi"/>
+      <w:color w:val="1F4E79" w:themeColor="accent1" w:themeShade="80"/>
+    </w:rPr>
+  </w:style>
+  <w:style w:type="character" w:customStyle="1" w:styleId="Heading6Char">
     <w:name w:val="Heading 6 Char"/>
     <w:basedOn w:val="DefaultParagraphFont"/>
     <w:link w:val="Heading6"/>
     <w:uiPriority w:val="9"/>
     <w:rPr>
-      <w:rFonts w:asciiTheme="majorHAnsi" w:cstheme="majorBidi" w:eastAsiaTheme="majorEastAsia" w:hAnsiTheme="majorHAnsi"/>
-      <w:color w:val="1f4d78" w:themeColor="accent1" w:themeShade="00007F"/>
-    </w:rPr>
-  </w:style>
-  <w:style w:type="character" w:styleId="Heading7Char" w:customStyle="1">
+      <w:rFonts w:asciiTheme="majorHAnsi" w:eastAsiaTheme="majorEastAsia" w:hAnsiTheme="majorHAnsi" w:cstheme="majorBidi"/>
+      <w:color w:val="1F4D78" w:themeColor="accent1" w:themeShade="7F"/>
+    </w:rPr>
+  </w:style>
+  <w:style w:type="character" w:customStyle="1" w:styleId="Heading7Char">
     <w:name w:val="Heading 7 Char"/>
     <w:basedOn w:val="DefaultParagraphFont"/>
     <w:link w:val="Heading7"/>
     <w:uiPriority w:val="9"/>
     <w:rPr>
-      <w:rFonts w:asciiTheme="majorHAnsi" w:cstheme="majorBidi" w:eastAsiaTheme="majorEastAsia" w:hAnsiTheme="majorHAnsi"/>
-      <w:i w:val="1"/>
-      <w:iCs w:val="1"/>
-      <w:color w:val="1f4d78" w:themeColor="accent1" w:themeShade="00007F"/>
-    </w:rPr>
-  </w:style>
-  <w:style w:type="character" w:styleId="Heading8Char" w:customStyle="1">
+      <w:rFonts w:asciiTheme="majorHAnsi" w:eastAsiaTheme="majorEastAsia" w:hAnsiTheme="majorHAnsi" w:cstheme="majorBidi"/>
+      <w:i/>
+      <w:iCs/>
+      <w:color w:val="1F4D78" w:themeColor="accent1" w:themeShade="7F"/>
+    </w:rPr>
+  </w:style>
+  <w:style w:type="character" w:customStyle="1" w:styleId="Heading8Char">
     <w:name w:val="Heading 8 Char"/>
     <w:basedOn w:val="DefaultParagraphFont"/>
     <w:link w:val="Heading8"/>
     <w:uiPriority w:val="9"/>
     <w:rsid w:val="00645252"/>
     <w:rPr>
-      <w:rFonts w:asciiTheme="majorHAnsi" w:cstheme="majorBidi" w:eastAsiaTheme="majorEastAsia" w:hAnsiTheme="majorHAnsi"/>
-      <w:color w:val="272727" w:themeColor="text1" w:themeTint="0000D8"/>
+      <w:rFonts w:asciiTheme="majorHAnsi" w:eastAsiaTheme="majorEastAsia" w:hAnsiTheme="majorHAnsi" w:cstheme="majorBidi"/>
+      <w:color w:val="272727" w:themeColor="text1" w:themeTint="D8"/>
       <w:szCs w:val="21"/>
     </w:rPr>
   </w:style>
-  <w:style w:type="character" w:styleId="Heading9Char" w:customStyle="1">
+  <w:style w:type="character" w:customStyle="1" w:styleId="Heading9Char">
     <w:name w:val="Heading 9 Char"/>
     <w:basedOn w:val="DefaultParagraphFont"/>
     <w:link w:val="Heading9"/>
     <w:uiPriority w:val="9"/>
     <w:rsid w:val="00645252"/>
     <w:rPr>
-      <w:rFonts w:asciiTheme="majorHAnsi" w:cstheme="majorBidi" w:eastAsiaTheme="majorEastAsia" w:hAnsiTheme="majorHAnsi"/>
-      <w:i w:val="1"/>
-      <w:iCs w:val="1"/>
-      <w:color w:val="272727" w:themeColor="text1" w:themeTint="0000D8"/>
+      <w:rFonts w:asciiTheme="majorHAnsi" w:eastAsiaTheme="majorEastAsia" w:hAnsiTheme="majorHAnsi" w:cstheme="majorBidi"/>
+      <w:i/>
+      <w:iCs/>
+      <w:color w:val="272727" w:themeColor="text1" w:themeTint="D8"/>
       <w:szCs w:val="21"/>
     </w:rPr>
   </w:style>
-  <w:style w:type="character" w:styleId="TitleChar" w:customStyle="1">
+  <w:style w:type="character" w:customStyle="1" w:styleId="TitleChar">
     <w:name w:val="Title Char"/>
     <w:basedOn w:val="DefaultParagraphFont"/>
     <w:link w:val="Title"/>
     <w:uiPriority w:val="10"/>
     <w:rPr>
-      <w:rFonts w:asciiTheme="majorHAnsi" w:cstheme="majorBidi" w:eastAsiaTheme="majorEastAsia" w:hAnsiTheme="majorHAnsi"/>
+      <w:rFonts w:asciiTheme="majorHAnsi" w:eastAsiaTheme="majorEastAsia" w:hAnsiTheme="majorHAnsi" w:cstheme="majorBidi"/>
       <w:spacing w:val="-10"/>
       <w:kern w:val="28"/>
       <w:sz w:val="56"/>
       <w:szCs w:val="56"/>
     </w:rPr>
   </w:style>
-  <w:style w:type="character" w:styleId="SubtitleChar" w:customStyle="1">
+  <w:style w:type="character" w:customStyle="1" w:styleId="SubtitleChar">
     <w:name w:val="Subtitle Char"/>
     <w:basedOn w:val="DefaultParagraphFont"/>
     <w:link w:val="Subtitle"/>
     <w:uiPriority w:val="11"/>
     <w:rPr>
       <w:rFonts w:eastAsiaTheme="minorEastAsia"/>
-      <w:color w:val="5a5a5a" w:themeColor="text1" w:themeTint="0000A5"/>
+      <w:color w:val="5A5A5A" w:themeColor="text1" w:themeTint="A5"/>
       <w:spacing w:val="15"/>
     </w:rPr>
   </w:style>
@@ -790,43 +1008,43 @@
     <w:name w:val="Subtle Emphasis"/>
     <w:basedOn w:val="DefaultParagraphFont"/>
     <w:uiPriority w:val="19"/>
-    <w:qFormat w:val="1"/>
-    <w:rPr>
-      <w:i w:val="1"/>
-      <w:iCs w:val="1"/>
-      <w:color w:val="404040" w:themeColor="text1" w:themeTint="0000BF"/>
+    <w:qFormat/>
+    <w:rPr>
+      <w:i/>
+      <w:iCs/>
+      <w:color w:val="404040" w:themeColor="text1" w:themeTint="BF"/>
     </w:rPr>
   </w:style>
   <w:style w:type="character" w:styleId="Emphasis">
     <w:name w:val="Emphasis"/>
     <w:basedOn w:val="DefaultParagraphFont"/>
     <w:uiPriority w:val="20"/>
-    <w:qFormat w:val="1"/>
-    <w:rPr>
-      <w:i w:val="1"/>
-      <w:iCs w:val="1"/>
+    <w:qFormat/>
+    <w:rPr>
+      <w:i/>
+      <w:iCs/>
     </w:rPr>
   </w:style>
   <w:style w:type="character" w:styleId="IntenseEmphasis">
     <w:name w:val="Intense Emphasis"/>
     <w:basedOn w:val="DefaultParagraphFont"/>
     <w:uiPriority w:val="21"/>
-    <w:qFormat w:val="1"/>
-    <w:rsid w:val="00645252"/>
-    <w:rPr>
-      <w:i w:val="1"/>
-      <w:iCs w:val="1"/>
-      <w:color w:val="1f4e79" w:themeColor="accent1" w:themeShade="000080"/>
+    <w:qFormat/>
+    <w:rsid w:val="00645252"/>
+    <w:rPr>
+      <w:i/>
+      <w:iCs/>
+      <w:color w:val="1F4E79" w:themeColor="accent1" w:themeShade="80"/>
     </w:rPr>
   </w:style>
   <w:style w:type="character" w:styleId="Strong">
     <w:name w:val="Strong"/>
     <w:basedOn w:val="DefaultParagraphFont"/>
     <w:uiPriority w:val="22"/>
-    <w:qFormat w:val="1"/>
-    <w:rPr>
-      <w:b w:val="1"/>
-      <w:bCs w:val="1"/>
+    <w:qFormat/>
+    <w:rPr>
+      <w:b/>
+      <w:bCs/>
     </w:rPr>
   </w:style>
   <w:style w:type="paragraph" w:styleId="Quote">
@@ -835,27 +1053,27 @@
     <w:next w:val="Normal"/>
     <w:link w:val="QuoteChar"/>
     <w:uiPriority w:val="29"/>
-    <w:qFormat w:val="1"/>
+    <w:qFormat/>
     <w:pPr>
       <w:spacing w:before="200"/>
       <w:ind w:left="864" w:right="864"/>
       <w:jc w:val="center"/>
     </w:pPr>
     <w:rPr>
-      <w:i w:val="1"/>
-      <w:iCs w:val="1"/>
-      <w:color w:val="404040" w:themeColor="text1" w:themeTint="0000BF"/>
-    </w:rPr>
-  </w:style>
-  <w:style w:type="character" w:styleId="QuoteChar" w:customStyle="1">
+      <w:i/>
+      <w:iCs/>
+      <w:color w:val="404040" w:themeColor="text1" w:themeTint="BF"/>
+    </w:rPr>
+  </w:style>
+  <w:style w:type="character" w:customStyle="1" w:styleId="QuoteChar">
     <w:name w:val="Quote Char"/>
     <w:basedOn w:val="DefaultParagraphFont"/>
     <w:link w:val="Quote"/>
     <w:uiPriority w:val="29"/>
     <w:rPr>
-      <w:i w:val="1"/>
-      <w:iCs w:val="1"/>
-      <w:color w:val="404040" w:themeColor="text1" w:themeTint="0000BF"/>
+      <w:i/>
+      <w:iCs/>
+      <w:color w:val="404040" w:themeColor="text1" w:themeTint="BF"/>
     </w:rPr>
   </w:style>
   <w:style w:type="paragraph" w:styleId="IntenseQuote">
@@ -864,57 +1082,57 @@
     <w:next w:val="Normal"/>
     <w:link w:val="IntenseQuoteChar"/>
     <w:uiPriority w:val="30"/>
-    <w:qFormat w:val="1"/>
+    <w:qFormat/>
     <w:rsid w:val="00645252"/>
     <w:pPr>
       <w:pBdr>
-        <w:top w:color="1f4e79" w:space="10" w:sz="4" w:themeColor="accent1" w:themeShade="000080" w:val="single"/>
-        <w:bottom w:color="1f4e79" w:space="10" w:sz="4" w:themeColor="accent1" w:themeShade="000080" w:val="single"/>
+        <w:top w:val="single" w:sz="4" w:space="10" w:color="1F4E79" w:themeColor="accent1" w:themeShade="80"/>
+        <w:bottom w:val="single" w:sz="4" w:space="10" w:color="1F4E79" w:themeColor="accent1" w:themeShade="80"/>
       </w:pBdr>
-      <w:spacing w:after="360" w:before="360"/>
+      <w:spacing w:before="360" w:after="360"/>
       <w:ind w:left="864" w:right="864"/>
       <w:jc w:val="center"/>
     </w:pPr>
     <w:rPr>
-      <w:i w:val="1"/>
-      <w:iCs w:val="1"/>
-      <w:color w:val="1f4e79" w:themeColor="accent1" w:themeShade="000080"/>
-    </w:rPr>
-  </w:style>
-  <w:style w:type="character" w:styleId="IntenseQuoteChar" w:customStyle="1">
+      <w:i/>
+      <w:iCs/>
+      <w:color w:val="1F4E79" w:themeColor="accent1" w:themeShade="80"/>
+    </w:rPr>
+  </w:style>
+  <w:style w:type="character" w:customStyle="1" w:styleId="IntenseQuoteChar">
     <w:name w:val="Intense Quote Char"/>
     <w:basedOn w:val="DefaultParagraphFont"/>
     <w:link w:val="IntenseQuote"/>
     <w:uiPriority w:val="30"/>
     <w:rsid w:val="00645252"/>
     <w:rPr>
-      <w:i w:val="1"/>
-      <w:iCs w:val="1"/>
-      <w:color w:val="1f4e79" w:themeColor="accent1" w:themeShade="000080"/>
+      <w:i/>
+      <w:iCs/>
+      <w:color w:val="1F4E79" w:themeColor="accent1" w:themeShade="80"/>
     </w:rPr>
   </w:style>
   <w:style w:type="character" w:styleId="SubtleReference">
     <w:name w:val="Subtle Reference"/>
     <w:basedOn w:val="DefaultParagraphFont"/>
     <w:uiPriority w:val="31"/>
-    <w:qFormat w:val="1"/>
-    <w:rPr>
-      <w:smallCaps w:val="1"/>
-      <w:color w:val="5a5a5a" w:themeColor="text1" w:themeTint="0000A5"/>
+    <w:qFormat/>
+    <w:rPr>
+      <w:smallCaps/>
+      <w:color w:val="5A5A5A" w:themeColor="text1" w:themeTint="A5"/>
     </w:rPr>
   </w:style>
   <w:style w:type="character" w:styleId="IntenseReference">
     <w:name w:val="Intense Reference"/>
     <w:basedOn w:val="DefaultParagraphFont"/>
     <w:uiPriority w:val="32"/>
-    <w:qFormat w:val="1"/>
-    <w:rsid w:val="00645252"/>
-    <w:rPr>
-      <w:b w:val="1"/>
-      <w:bCs w:val="1"/>
+    <w:qFormat/>
+    <w:rsid w:val="00645252"/>
+    <w:rPr>
+      <w:b/>
+      <w:bCs/>
       <w:caps w:val="0"/>
-      <w:smallCaps w:val="1"/>
-      <w:color w:val="1f4e79" w:themeColor="accent1" w:themeShade="000080"/>
+      <w:smallCaps/>
+      <w:color w:val="1F4E79" w:themeColor="accent1" w:themeShade="80"/>
       <w:spacing w:val="5"/>
     </w:rPr>
   </w:style>
@@ -922,12 +1140,12 @@
     <w:name w:val="Book Title"/>
     <w:basedOn w:val="DefaultParagraphFont"/>
     <w:uiPriority w:val="33"/>
-    <w:qFormat w:val="1"/>
-    <w:rPr>
-      <w:b w:val="1"/>
-      <w:bCs w:val="1"/>
-      <w:i w:val="1"/>
-      <w:iCs w:val="1"/>
+    <w:qFormat/>
+    <w:rPr>
+      <w:b/>
+      <w:bCs/>
+      <w:i/>
+      <w:iCs/>
       <w:spacing w:val="5"/>
     </w:rPr>
   </w:style>
@@ -935,10 +1153,10 @@
     <w:name w:val="Hyperlink"/>
     <w:basedOn w:val="DefaultParagraphFont"/>
     <w:uiPriority w:val="99"/>
-    <w:unhideWhenUsed w:val="1"/>
-    <w:rsid w:val="00645252"/>
-    <w:rPr>
-      <w:color w:val="1f4e79" w:themeColor="accent1" w:themeShade="000080"/>
+    <w:unhideWhenUsed/>
+    <w:rsid w:val="00645252"/>
+    <w:rPr>
+      <w:color w:val="1F4E79" w:themeColor="accent1" w:themeShade="80"/>
       <w:u w:val="single"/>
     </w:rPr>
   </w:style>
@@ -946,9 +1164,9 @@
     <w:name w:val="FollowedHyperlink"/>
     <w:basedOn w:val="DefaultParagraphFont"/>
     <w:uiPriority w:val="99"/>
-    <w:unhideWhenUsed w:val="1"/>
-    <w:rPr>
-      <w:color w:val="954f72" w:themeColor="followedHyperlink"/>
+    <w:unhideWhenUsed/>
+    <w:rPr>
+      <w:color w:val="954F72" w:themeColor="followedHyperlink"/>
       <w:u w:val="single"/>
     </w:rPr>
   </w:style>
@@ -957,16 +1175,16 @@
     <w:basedOn w:val="Normal"/>
     <w:next w:val="Normal"/>
     <w:uiPriority w:val="35"/>
-    <w:unhideWhenUsed w:val="1"/>
-    <w:qFormat w:val="1"/>
+    <w:unhideWhenUsed/>
+    <w:qFormat/>
     <w:rsid w:val="00645252"/>
     <w:pPr>
       <w:spacing w:after="200"/>
     </w:pPr>
     <w:rPr>
-      <w:i w:val="1"/>
-      <w:iCs w:val="1"/>
-      <w:color w:val="44546a" w:themeColor="text2"/>
+      <w:i/>
+      <w:iCs/>
+      <w:color w:val="44546A" w:themeColor="text2"/>
       <w:szCs w:val="18"/>
     </w:rPr>
   </w:style>
@@ -975,23 +1193,23 @@
     <w:basedOn w:val="Normal"/>
     <w:link w:val="BalloonTextChar"/>
     <w:uiPriority w:val="99"/>
-    <w:semiHidden w:val="1"/>
-    <w:unhideWhenUsed w:val="1"/>
-    <w:rsid w:val="00645252"/>
-    <w:rPr>
-      <w:rFonts w:ascii="Segoe UI" w:cs="Segoe UI" w:hAnsi="Segoe UI"/>
+    <w:semiHidden/>
+    <w:unhideWhenUsed/>
+    <w:rsid w:val="00645252"/>
+    <w:rPr>
+      <w:rFonts w:ascii="Segoe UI" w:hAnsi="Segoe UI" w:cs="Segoe UI"/>
       <w:szCs w:val="18"/>
     </w:rPr>
   </w:style>
-  <w:style w:type="character" w:styleId="BalloonTextChar" w:customStyle="1">
+  <w:style w:type="character" w:customStyle="1" w:styleId="BalloonTextChar">
     <w:name w:val="Balloon Text Char"/>
     <w:basedOn w:val="DefaultParagraphFont"/>
     <w:link w:val="BalloonText"/>
     <w:uiPriority w:val="99"/>
-    <w:semiHidden w:val="1"/>
-    <w:rsid w:val="00645252"/>
-    <w:rPr>
-      <w:rFonts w:ascii="Segoe UI" w:cs="Segoe UI" w:hAnsi="Segoe UI"/>
+    <w:semiHidden/>
+    <w:rsid w:val="00645252"/>
+    <w:rPr>
+      <w:rFonts w:ascii="Segoe UI" w:hAnsi="Segoe UI" w:cs="Segoe UI"/>
       <w:szCs w:val="18"/>
     </w:rPr>
   </w:style>
@@ -999,23 +1217,23 @@
     <w:name w:val="Block Text"/>
     <w:basedOn w:val="Normal"/>
     <w:uiPriority w:val="99"/>
-    <w:semiHidden w:val="1"/>
-    <w:unhideWhenUsed w:val="1"/>
+    <w:semiHidden/>
+    <w:unhideWhenUsed/>
     <w:rsid w:val="00645252"/>
     <w:pPr>
       <w:pBdr>
-        <w:top w:color="5b9bd5" w:frame="1" w:shadow="1" w:space="10" w:sz="2" w:themeColor="accent1" w:val="single"/>
-        <w:left w:color="5b9bd5" w:frame="1" w:shadow="1" w:space="10" w:sz="2" w:themeColor="accent1" w:val="single"/>
-        <w:bottom w:color="5b9bd5" w:frame="1" w:shadow="1" w:space="10" w:sz="2" w:themeColor="accent1" w:val="single"/>
-        <w:right w:color="5b9bd5" w:frame="1" w:shadow="1" w:space="10" w:sz="2" w:themeColor="accent1" w:val="single"/>
+        <w:top w:val="single" w:sz="2" w:space="10" w:color="5B9BD5" w:themeColor="accent1" w:shadow="1" w:frame="1"/>
+        <w:left w:val="single" w:sz="2" w:space="10" w:color="5B9BD5" w:themeColor="accent1" w:shadow="1" w:frame="1"/>
+        <w:bottom w:val="single" w:sz="2" w:space="10" w:color="5B9BD5" w:themeColor="accent1" w:shadow="1" w:frame="1"/>
+        <w:right w:val="single" w:sz="2" w:space="10" w:color="5B9BD5" w:themeColor="accent1" w:shadow="1" w:frame="1"/>
       </w:pBdr>
       <w:ind w:left="1152" w:right="1152"/>
     </w:pPr>
     <w:rPr>
       <w:rFonts w:eastAsiaTheme="minorEastAsia"/>
-      <w:i w:val="1"/>
-      <w:iCs w:val="1"/>
-      <w:color w:val="1f4e79" w:themeColor="accent1" w:themeShade="000080"/>
+      <w:i/>
+      <w:iCs/>
+      <w:color w:val="1F4E79" w:themeColor="accent1" w:themeShade="80"/>
     </w:rPr>
   </w:style>
   <w:style w:type="paragraph" w:styleId="BodyText3">
@@ -1023,8 +1241,8 @@
     <w:basedOn w:val="Normal"/>
     <w:link w:val="BodyText3Char"/>
     <w:uiPriority w:val="99"/>
-    <w:semiHidden w:val="1"/>
-    <w:unhideWhenUsed w:val="1"/>
+    <w:semiHidden/>
+    <w:unhideWhenUsed/>
     <w:rsid w:val="00645252"/>
     <w:pPr>
       <w:spacing w:after="120"/>
@@ -1033,12 +1251,12 @@
       <w:szCs w:val="16"/>
     </w:rPr>
   </w:style>
-  <w:style w:type="character" w:styleId="BodyText3Char" w:customStyle="1">
+  <w:style w:type="character" w:customStyle="1" w:styleId="BodyText3Char">
     <w:name w:val="Body Text 3 Char"/>
     <w:basedOn w:val="DefaultParagraphFont"/>
     <w:link w:val="BodyText3"/>
     <w:uiPriority w:val="99"/>
-    <w:semiHidden w:val="1"/>
+    <w:semiHidden/>
     <w:rsid w:val="00645252"/>
     <w:rPr>
       <w:szCs w:val="16"/>
@@ -1049,8 +1267,8 @@
     <w:basedOn w:val="Normal"/>
     <w:link w:val="BodyTextIndent3Char"/>
     <w:uiPriority w:val="99"/>
-    <w:semiHidden w:val="1"/>
-    <w:unhideWhenUsed w:val="1"/>
+    <w:semiHidden/>
+    <w:unhideWhenUsed/>
     <w:rsid w:val="00645252"/>
     <w:pPr>
       <w:spacing w:after="120"/>
@@ -1060,12 +1278,12 @@
       <w:szCs w:val="16"/>
     </w:rPr>
   </w:style>
-  <w:style w:type="character" w:styleId="BodyTextIndent3Char" w:customStyle="1">
+  <w:style w:type="character" w:customStyle="1" w:styleId="BodyTextIndent3Char">
     <w:name w:val="Body Text Indent 3 Char"/>
     <w:basedOn w:val="DefaultParagraphFont"/>
     <w:link w:val="BodyTextIndent3"/>
     <w:uiPriority w:val="99"/>
-    <w:semiHidden w:val="1"/>
+    <w:semiHidden/>
     <w:rsid w:val="00645252"/>
     <w:rPr>
       <w:szCs w:val="16"/>
@@ -1075,8 +1293,8 @@
     <w:name w:val="annotation reference"/>
     <w:basedOn w:val="DefaultParagraphFont"/>
     <w:uiPriority w:val="99"/>
-    <w:semiHidden w:val="1"/>
-    <w:unhideWhenUsed w:val="1"/>
+    <w:semiHidden/>
+    <w:unhideWhenUsed/>
     <w:rsid w:val="00645252"/>
     <w:rPr>
       <w:sz w:val="22"/>
@@ -1088,19 +1306,19 @@
     <w:basedOn w:val="Normal"/>
     <w:link w:val="CommentTextChar"/>
     <w:uiPriority w:val="99"/>
-    <w:semiHidden w:val="1"/>
-    <w:unhideWhenUsed w:val="1"/>
+    <w:semiHidden/>
+    <w:unhideWhenUsed/>
     <w:rsid w:val="00645252"/>
     <w:rPr>
       <w:szCs w:val="20"/>
     </w:rPr>
   </w:style>
-  <w:style w:type="character" w:styleId="CommentTextChar" w:customStyle="1">
+  <w:style w:type="character" w:customStyle="1" w:styleId="CommentTextChar">
     <w:name w:val="Comment Text Char"/>
     <w:basedOn w:val="DefaultParagraphFont"/>
     <w:link w:val="CommentText"/>
     <w:uiPriority w:val="99"/>
-    <w:semiHidden w:val="1"/>
+    <w:semiHidden/>
     <w:rsid w:val="00645252"/>
     <w:rPr>
       <w:szCs w:val="20"/>
@@ -1112,24 +1330,24 @@
     <w:next w:val="CommentText"/>
     <w:link w:val="CommentSubjectChar"/>
     <w:uiPriority w:val="99"/>
-    <w:semiHidden w:val="1"/>
-    <w:unhideWhenUsed w:val="1"/>
-    <w:rsid w:val="00645252"/>
-    <w:rPr>
-      <w:b w:val="1"/>
-      <w:bCs w:val="1"/>
-    </w:rPr>
-  </w:style>
-  <w:style w:type="character" w:styleId="CommentSubjectChar" w:customStyle="1">
+    <w:semiHidden/>
+    <w:unhideWhenUsed/>
+    <w:rsid w:val="00645252"/>
+    <w:rPr>
+      <w:b/>
+      <w:bCs/>
+    </w:rPr>
+  </w:style>
+  <w:style w:type="character" w:customStyle="1" w:styleId="CommentSubjectChar">
     <w:name w:val="Comment Subject Char"/>
     <w:basedOn w:val="CommentTextChar"/>
     <w:link w:val="CommentSubject"/>
     <w:uiPriority w:val="99"/>
-    <w:semiHidden w:val="1"/>
-    <w:rsid w:val="00645252"/>
-    <w:rPr>
-      <w:b w:val="1"/>
-      <w:bCs w:val="1"/>
+    <w:semiHidden/>
+    <w:rsid w:val="00645252"/>
+    <w:rPr>
+      <w:b/>
+      <w:bCs/>
       <w:szCs w:val="20"/>
     </w:rPr>
   </w:style>
@@ -1138,23 +1356,23 @@
     <w:basedOn w:val="Normal"/>
     <w:link w:val="DocumentMapChar"/>
     <w:uiPriority w:val="99"/>
-    <w:semiHidden w:val="1"/>
-    <w:unhideWhenUsed w:val="1"/>
-    <w:rsid w:val="00645252"/>
-    <w:rPr>
-      <w:rFonts w:ascii="Segoe UI" w:cs="Segoe UI" w:hAnsi="Segoe UI"/>
+    <w:semiHidden/>
+    <w:unhideWhenUsed/>
+    <w:rsid w:val="00645252"/>
+    <w:rPr>
+      <w:rFonts w:ascii="Segoe UI" w:hAnsi="Segoe UI" w:cs="Segoe UI"/>
       <w:szCs w:val="16"/>
     </w:rPr>
   </w:style>
-  <w:style w:type="character" w:styleId="DocumentMapChar" w:customStyle="1">
+  <w:style w:type="character" w:customStyle="1" w:styleId="DocumentMapChar">
     <w:name w:val="Document Map Char"/>
     <w:basedOn w:val="DefaultParagraphFont"/>
     <w:link w:val="DocumentMap"/>
     <w:uiPriority w:val="99"/>
-    <w:semiHidden w:val="1"/>
-    <w:rsid w:val="00645252"/>
-    <w:rPr>
-      <w:rFonts w:ascii="Segoe UI" w:cs="Segoe UI" w:hAnsi="Segoe UI"/>
+    <w:semiHidden/>
+    <w:rsid w:val="00645252"/>
+    <w:rPr>
+      <w:rFonts w:ascii="Segoe UI" w:hAnsi="Segoe UI" w:cs="Segoe UI"/>
       <w:szCs w:val="16"/>
     </w:rPr>
   </w:style>
@@ -1163,19 +1381,19 @@
     <w:basedOn w:val="Normal"/>
     <w:link w:val="EndnoteTextChar"/>
     <w:uiPriority w:val="99"/>
-    <w:semiHidden w:val="1"/>
-    <w:unhideWhenUsed w:val="1"/>
+    <w:semiHidden/>
+    <w:unhideWhenUsed/>
     <w:rsid w:val="00645252"/>
     <w:rPr>
       <w:szCs w:val="20"/>
     </w:rPr>
   </w:style>
-  <w:style w:type="character" w:styleId="EndnoteTextChar" w:customStyle="1">
+  <w:style w:type="character" w:customStyle="1" w:styleId="EndnoteTextChar">
     <w:name w:val="Endnote Text Char"/>
     <w:basedOn w:val="DefaultParagraphFont"/>
     <w:link w:val="EndnoteText"/>
     <w:uiPriority w:val="99"/>
-    <w:semiHidden w:val="1"/>
+    <w:semiHidden/>
     <w:rsid w:val="00645252"/>
     <w:rPr>
       <w:szCs w:val="20"/>
@@ -1185,11 +1403,11 @@
     <w:name w:val="envelope return"/>
     <w:basedOn w:val="Normal"/>
     <w:uiPriority w:val="99"/>
-    <w:semiHidden w:val="1"/>
-    <w:unhideWhenUsed w:val="1"/>
-    <w:rsid w:val="00645252"/>
-    <w:rPr>
-      <w:rFonts w:asciiTheme="majorHAnsi" w:cstheme="majorBidi" w:eastAsiaTheme="majorEastAsia" w:hAnsiTheme="majorHAnsi"/>
+    <w:semiHidden/>
+    <w:unhideWhenUsed/>
+    <w:rsid w:val="00645252"/>
+    <w:rPr>
+      <w:rFonts w:asciiTheme="majorHAnsi" w:eastAsiaTheme="majorEastAsia" w:hAnsiTheme="majorHAnsi" w:cstheme="majorBidi"/>
       <w:szCs w:val="20"/>
     </w:rPr>
   </w:style>
@@ -1198,19 +1416,19 @@
     <w:basedOn w:val="Normal"/>
     <w:link w:val="FootnoteTextChar"/>
     <w:uiPriority w:val="99"/>
-    <w:semiHidden w:val="1"/>
-    <w:unhideWhenUsed w:val="1"/>
+    <w:semiHidden/>
+    <w:unhideWhenUsed/>
     <w:rsid w:val="00645252"/>
     <w:rPr>
       <w:szCs w:val="20"/>
     </w:rPr>
   </w:style>
-  <w:style w:type="character" w:styleId="FootnoteTextChar" w:customStyle="1">
+  <w:style w:type="character" w:customStyle="1" w:styleId="FootnoteTextChar">
     <w:name w:val="Footnote Text Char"/>
     <w:basedOn w:val="DefaultParagraphFont"/>
     <w:link w:val="FootnoteText"/>
     <w:uiPriority w:val="99"/>
-    <w:semiHidden w:val="1"/>
+    <w:semiHidden/>
     <w:rsid w:val="00645252"/>
     <w:rPr>
       <w:szCs w:val="20"/>
@@ -1220,8 +1438,8 @@
     <w:name w:val="HTML Code"/>
     <w:basedOn w:val="DefaultParagraphFont"/>
     <w:uiPriority w:val="99"/>
-    <w:semiHidden w:val="1"/>
-    <w:unhideWhenUsed w:val="1"/>
+    <w:semiHidden/>
+    <w:unhideWhenUsed/>
     <w:rsid w:val="00645252"/>
     <w:rPr>
       <w:rFonts w:ascii="Consolas" w:hAnsi="Consolas"/>
@@ -1233,8 +1451,8 @@
     <w:name w:val="HTML Keyboard"/>
     <w:basedOn w:val="DefaultParagraphFont"/>
     <w:uiPriority w:val="99"/>
-    <w:semiHidden w:val="1"/>
-    <w:unhideWhenUsed w:val="1"/>
+    <w:semiHidden/>
+    <w:unhideWhenUsed/>
     <w:rsid w:val="00645252"/>
     <w:rPr>
       <w:rFonts w:ascii="Consolas" w:hAnsi="Consolas"/>
@@ -1247,20 +1465,20 @@
     <w:basedOn w:val="Normal"/>
     <w:link w:val="HTMLPreformattedChar"/>
     <w:uiPriority w:val="99"/>
-    <w:semiHidden w:val="1"/>
-    <w:unhideWhenUsed w:val="1"/>
+    <w:semiHidden/>
+    <w:unhideWhenUsed/>
     <w:rsid w:val="00645252"/>
     <w:rPr>
       <w:rFonts w:ascii="Consolas" w:hAnsi="Consolas"/>
       <w:szCs w:val="20"/>
     </w:rPr>
   </w:style>
-  <w:style w:type="character" w:styleId="HTMLPreformattedChar" w:customStyle="1">
+  <w:style w:type="character" w:customStyle="1" w:styleId="HTMLPreformattedChar">
     <w:name w:val="HTML Preformatted Char"/>
     <w:basedOn w:val="DefaultParagraphFont"/>
     <w:link w:val="HTMLPreformatted"/>
     <w:uiPriority w:val="99"/>
-    <w:semiHidden w:val="1"/>
+    <w:semiHidden/>
     <w:rsid w:val="00645252"/>
     <w:rPr>
       <w:rFonts w:ascii="Consolas" w:hAnsi="Consolas"/>
@@ -1271,8 +1489,8 @@
     <w:name w:val="HTML Typewriter"/>
     <w:basedOn w:val="DefaultParagraphFont"/>
     <w:uiPriority w:val="99"/>
-    <w:semiHidden w:val="1"/>
-    <w:unhideWhenUsed w:val="1"/>
+    <w:semiHidden/>
+    <w:unhideWhenUsed/>
     <w:rsid w:val="00645252"/>
     <w:rPr>
       <w:rFonts w:ascii="Consolas" w:hAnsi="Consolas"/>
@@ -1284,8 +1502,8 @@
     <w:name w:val="macro"/>
     <w:link w:val="MacroTextChar"/>
     <w:uiPriority w:val="99"/>
-    <w:semiHidden w:val="1"/>
-    <w:unhideWhenUsed w:val="1"/>
+    <w:semiHidden/>
+    <w:unhideWhenUsed/>
     <w:rsid w:val="00645252"/>
     <w:pPr>
       <w:tabs>
@@ -1305,12 +1523,12 @@
       <w:szCs w:val="20"/>
     </w:rPr>
   </w:style>
-  <w:style w:type="character" w:styleId="MacroTextChar" w:customStyle="1">
+  <w:style w:type="character" w:customStyle="1" w:styleId="MacroTextChar">
     <w:name w:val="Macro Text Char"/>
     <w:basedOn w:val="DefaultParagraphFont"/>
     <w:link w:val="MacroText"/>
     <w:uiPriority w:val="99"/>
-    <w:semiHidden w:val="1"/>
+    <w:semiHidden/>
     <w:rsid w:val="00645252"/>
     <w:rPr>
       <w:rFonts w:ascii="Consolas" w:hAnsi="Consolas"/>
@@ -1322,20 +1540,20 @@
     <w:basedOn w:val="Normal"/>
     <w:link w:val="PlainTextChar"/>
     <w:uiPriority w:val="99"/>
-    <w:semiHidden w:val="1"/>
-    <w:unhideWhenUsed w:val="1"/>
+    <w:semiHidden/>
+    <w:unhideWhenUsed/>
     <w:rsid w:val="00645252"/>
     <w:rPr>
       <w:rFonts w:ascii="Consolas" w:hAnsi="Consolas"/>
       <w:szCs w:val="21"/>
     </w:rPr>
   </w:style>
-  <w:style w:type="character" w:styleId="PlainTextChar" w:customStyle="1">
+  <w:style w:type="character" w:customStyle="1" w:styleId="PlainTextChar">
     <w:name w:val="Plain Text Char"/>
     <w:basedOn w:val="DefaultParagraphFont"/>
     <w:link w:val="PlainText"/>
     <w:uiPriority w:val="99"/>
-    <w:semiHidden w:val="1"/>
+    <w:semiHidden/>
     <w:rsid w:val="00645252"/>
     <w:rPr>
       <w:rFonts w:ascii="Consolas" w:hAnsi="Consolas"/>
@@ -1346,10 +1564,10 @@
     <w:name w:val="Placeholder Text"/>
     <w:basedOn w:val="DefaultParagraphFont"/>
     <w:uiPriority w:val="99"/>
-    <w:semiHidden w:val="1"/>
-    <w:rsid w:val="00645252"/>
-    <w:rPr>
-      <w:color w:val="3b3838" w:themeColor="background2" w:themeShade="000040"/>
+    <w:semiHidden/>
+    <w:rsid w:val="00645252"/>
+    <w:rPr>
+      <w:color w:val="3B3838" w:themeColor="background2" w:themeShade="40"/>
     </w:rPr>
   </w:style>
   <w:style w:type="paragraph" w:styleId="Header">
@@ -1357,16 +1575,16 @@
     <w:basedOn w:val="Normal"/>
     <w:link w:val="HeaderChar"/>
     <w:uiPriority w:val="99"/>
-    <w:semiHidden w:val="1"/>
-    <w:unhideWhenUsed w:val="1"/>
+    <w:semiHidden/>
+    <w:unhideWhenUsed/>
     <w:rsid w:val="006D3D74"/>
   </w:style>
-  <w:style w:type="character" w:styleId="HeaderChar" w:customStyle="1">
+  <w:style w:type="character" w:customStyle="1" w:styleId="HeaderChar">
     <w:name w:val="Header Char"/>
     <w:basedOn w:val="DefaultParagraphFont"/>
     <w:link w:val="Header"/>
     <w:uiPriority w:val="99"/>
-    <w:semiHidden w:val="1"/>
+    <w:semiHidden/>
     <w:rsid w:val="006D3D74"/>
   </w:style>
   <w:style w:type="paragraph" w:styleId="Footer">
@@ -1374,47 +1592,47 @@
     <w:basedOn w:val="Normal"/>
     <w:link w:val="FooterChar"/>
     <w:uiPriority w:val="99"/>
-    <w:semiHidden w:val="1"/>
-    <w:unhideWhenUsed w:val="1"/>
+    <w:semiHidden/>
+    <w:unhideWhenUsed/>
     <w:rsid w:val="006D3D74"/>
   </w:style>
-  <w:style w:type="character" w:styleId="FooterChar" w:customStyle="1">
+  <w:style w:type="character" w:customStyle="1" w:styleId="FooterChar">
     <w:name w:val="Footer Char"/>
     <w:basedOn w:val="DefaultParagraphFont"/>
     <w:link w:val="Footer"/>
     <w:uiPriority w:val="99"/>
-    <w:semiHidden w:val="1"/>
+    <w:semiHidden/>
     <w:rsid w:val="006D3D74"/>
   </w:style>
   <w:style w:type="paragraph" w:styleId="ListParagraph">
     <w:name w:val="List Paragraph"/>
     <w:basedOn w:val="Normal"/>
     <w:uiPriority w:val="34"/>
-    <w:unhideWhenUsed w:val="1"/>
-    <w:qFormat w:val="1"/>
+    <w:unhideWhenUsed/>
+    <w:qFormat/>
     <w:rsid w:val="00AA23C3"/>
     <w:pPr>
       <w:ind w:left="720"/>
-      <w:contextualSpacing w:val="1"/>
+      <w:contextualSpacing/>
     </w:pPr>
   </w:style>
   <w:style w:type="character" w:styleId="UnresolvedMention">
     <w:name w:val="Unresolved Mention"/>
     <w:basedOn w:val="DefaultParagraphFont"/>
     <w:uiPriority w:val="99"/>
-    <w:semiHidden w:val="1"/>
-    <w:unhideWhenUsed w:val="1"/>
+    <w:semiHidden/>
+    <w:unhideWhenUsed/>
     <w:rsid w:val="00A83331"/>
     <w:rPr>
-      <w:color w:val="605e5c"/>
-      <w:shd w:color="auto" w:fill="e1dfdd" w:val="clear"/>
+      <w:color w:val="605E5C"/>
+      <w:shd w:val="clear" w:color="auto" w:fill="E1DFDD"/>
     </w:rPr>
   </w:style>
   <w:style w:type="paragraph" w:styleId="Revision">
     <w:name w:val="Revision"/>
-    <w:hidden w:val="1"/>
-    <w:uiPriority w:val="99"/>
-    <w:semiHidden w:val="1"/>
+    <w:hidden/>
+    <w:uiPriority w:val="99"/>
+    <w:semiHidden/>
     <w:rsid w:val="00EB4837"/>
   </w:style>
   <w:style w:type="table" w:styleId="TableGrid">
@@ -1424,12 +1642,12 @@
     <w:rsid w:val="00345CC2"/>
     <w:tblPr>
       <w:tblBorders>
-        <w:top w:color="auto" w:space="0" w:sz="4" w:val="single"/>
-        <w:left w:color="auto" w:space="0" w:sz="4" w:val="single"/>
-        <w:bottom w:color="auto" w:space="0" w:sz="4" w:val="single"/>
-        <w:right w:color="auto" w:space="0" w:sz="4" w:val="single"/>
-        <w:insideH w:color="auto" w:space="0" w:sz="4" w:val="single"/>
-        <w:insideV w:color="auto" w:space="0" w:sz="4" w:val="single"/>
+        <w:top w:val="single" w:sz="4" w:space="0" w:color="auto"/>
+        <w:left w:val="single" w:sz="4" w:space="0" w:color="auto"/>
+        <w:bottom w:val="single" w:sz="4" w:space="0" w:color="auto"/>
+        <w:right w:val="single" w:sz="4" w:space="0" w:color="auto"/>
+        <w:insideH w:val="single" w:sz="4" w:space="0" w:color="auto"/>
+        <w:insideV w:val="single" w:sz="4" w:space="0" w:color="auto"/>
       </w:tblBorders>
     </w:tblPr>
   </w:style>
@@ -1437,22 +1655,18 @@
     <w:name w:val="Subtitle"/>
     <w:basedOn w:val="Normal"/>
     <w:next w:val="Normal"/>
-    <w:pPr/>
-    <w:rPr>
-      <w:color w:val="5a5a5a"/>
-    </w:rPr>
-  </w:style>
-  <w:style w:type="table" w:styleId="Table1">
+    <w:link w:val="SubtitleChar"/>
+    <w:uiPriority w:val="11"/>
+    <w:qFormat/>
+    <w:rPr>
+      <w:color w:val="5A5A5A"/>
+    </w:rPr>
+  </w:style>
+  <w:style w:type="table" w:customStyle="1" w:styleId="a">
     <w:basedOn w:val="TableNormal"/>
     <w:tblPr>
       <w:tblStyleRowBandSize w:val="1"/>
       <w:tblStyleColBandSize w:val="1"/>
-      <w:tblCellMar>
-        <w:top w:w="0.0" w:type="dxa"/>
-        <w:left w:w="108.0" w:type="dxa"/>
-        <w:bottom w:w="0.0" w:type="dxa"/>
-        <w:right w:w="108.0" w:type="dxa"/>
-      </w:tblCellMar>
     </w:tblPr>
   </w:style>
 </w:styles>
@@ -1719,17 +1933,17 @@
 </a:theme>
 </file>
 
-<file path=customXML/item1.xml><?xml version="1.0" encoding="utf-8"?>
+<file path=customXml/item1.xml><?xml version="1.0" encoding="utf-8"?>
 <go:gDocsCustomXmlDataStorage xmlns:go="http://customooxmlschemas.google.com/" xmlns:r="http://schemas.openxmlformats.org/officeDocument/2006/relationships" uri="GoogleDocsCustomDataVersion2">
   <go:docsCustomData xmlns:go="http://customooxmlschemas.google.com/" roundtripDataSignature="AMtx7miVRKDUlDyDBtzBiyVoBQCOytkTRw==">CgMxLjA4AHIhMVRjbFpHZ296YTB0MlVLNnFpYURFLVY2M281dU44STRF</go:docsCustomData>
 </go:gDocsCustomXmlDataStorage>
 </file>
 
-<file path=customXML/itemProps1.xml><?xml version="1.0" encoding="utf-8"?>
+<file path=customXml/itemProps1.xml><?xml version="1.0" encoding="utf-8"?>
 <ds:datastoreItem xmlns:ds="http://schemas.openxmlformats.org/officeDocument/2006/customXml" ds:itemID="{11111111-1234-1234-1234-123412341234}">
   <ds:schemaRefs>
+    <ds:schemaRef ds:uri="http://customooxmlschemas.google.com/"/>
     <ds:schemaRef ds:uri="http://schemas.openxmlformats.org/officeDocument/2006/relationships"/>
-    <ds:schemaRef ds:uri="http://customooxmlschemas.google.com/"/>
   </ds:schemaRefs>
 </ds:datastoreItem>
 </file>